--- a/Kim11-2-3-Denge-Sabiti.docx
+++ b/Kim11-2-3-Denge-Sabiti.docx
@@ -2859,13 +2859,13 @@
           <w:rFonts w:ascii="Times New Roman" w:hAnsi="Times New Roman" w:cs="Times New Roman"/>
           <w:lang w:val="tr-TR"/>
         </w:rPr>
-        <w:t xml:space="preserve">Tek basamaklı bir tepkimede dengede ileri ve geri tepkime hızları eşit olduğundan k</w:t>
-      </w:r>
-      <w:r>
-        <w:rPr>
-          <w:rFonts w:ascii="Times New Roman" w:hAnsi="Times New Roman" w:cs="Times New Roman"/>
+        <w:t xml:space="preserve">Etkinliğin 1. aşamasında sabit kalan oranın (yaklaşık 50) hız sabitlerinin oranına (k</w:t>
+      </w:r>
+      <w:r>
+        <w:rPr>
+          <w:rFonts w:ascii="Times New Roman" w:hAnsi="Times New Roman" w:cs="Times New Roman"/>
+          <w:lang w:val="tr-TR"/>
           <w:vertAlign w:val="subscript"/>
-          <w:lang w:val="tr-TR"/>
         </w:rPr>
         <w:t xml:space="preserve">i</w:t>
       </w:r>
@@ -2874,13 +2874,43 @@
           <w:rFonts w:ascii="Times New Roman" w:hAnsi="Times New Roman" w:cs="Times New Roman"/>
           <w:lang w:val="tr-TR"/>
         </w:rPr>
+        <w:t xml:space="preserve"> / k</w:t>
+      </w:r>
+      <w:r>
+        <w:rPr>
+          <w:rFonts w:ascii="Times New Roman" w:hAnsi="Times New Roman" w:cs="Times New Roman"/>
+          <w:lang w:val="tr-TR"/>
+          <w:vertAlign w:val="subscript"/>
+        </w:rPr>
+        <w:t xml:space="preserve">g</w:t>
+      </w:r>
+      <w:r>
+        <w:rPr>
+          <w:rFonts w:ascii="Times New Roman" w:hAnsi="Times New Roman" w:cs="Times New Roman"/>
+          <w:lang w:val="tr-TR"/>
+        </w:rPr>
+        <w:t xml:space="preserve"> = 0,50 / 0,010 = 50) eşit olduğunu fark ettiniz. Bu eşitlik hız denklemleriyle açıklanabilir: Tek basamaklı bir tepkimede dengede ileri ve geri tepkime hızları eşit olduğundan k</w:t>
+      </w:r>
+      <w:r>
+        <w:rPr>
+          <w:rFonts w:ascii="Times New Roman" w:hAnsi="Times New Roman" w:cs="Times New Roman"/>
+          <w:lang w:val="tr-TR"/>
+          <w:vertAlign w:val="subscript"/>
+        </w:rPr>
+        <w:t xml:space="preserve">i</w:t>
+      </w:r>
+      <w:r>
+        <w:rPr>
+          <w:rFonts w:ascii="Times New Roman" w:hAnsi="Times New Roman" w:cs="Times New Roman"/>
+          <w:lang w:val="tr-TR"/>
+        </w:rPr>
         <w:t xml:space="preserve">[A]</w:t>
       </w:r>
       <w:r>
         <w:rPr>
           <w:rFonts w:ascii="Times New Roman" w:hAnsi="Times New Roman" w:cs="Times New Roman"/>
+          <w:lang w:val="tr-TR"/>
           <w:vertAlign w:val="superscript"/>
-          <w:lang w:val="tr-TR"/>
         </w:rPr>
         <w:t xml:space="preserve">a</w:t>
       </w:r>
@@ -2894,8 +2924,8 @@
       <w:r>
         <w:rPr>
           <w:rFonts w:ascii="Times New Roman" w:hAnsi="Times New Roman" w:cs="Times New Roman"/>
+          <w:lang w:val="tr-TR"/>
           <w:vertAlign w:val="superscript"/>
-          <w:lang w:val="tr-TR"/>
         </w:rPr>
         <w:t xml:space="preserve">b</w:t>
       </w:r>
@@ -2909,8 +2939,8 @@
       <w:r>
         <w:rPr>
           <w:rFonts w:ascii="Times New Roman" w:hAnsi="Times New Roman" w:cs="Times New Roman"/>
+          <w:lang w:val="tr-TR"/>
           <w:vertAlign w:val="subscript"/>
-          <w:lang w:val="tr-TR"/>
         </w:rPr>
         <w:t xml:space="preserve">g</w:t>
       </w:r>
@@ -2924,8 +2954,8 @@
       <w:r>
         <w:rPr>
           <w:rFonts w:ascii="Times New Roman" w:hAnsi="Times New Roman" w:cs="Times New Roman"/>
+          <w:lang w:val="tr-TR"/>
           <w:vertAlign w:val="superscript"/>
-          <w:lang w:val="tr-TR"/>
         </w:rPr>
         <w:t xml:space="preserve">c</w:t>
       </w:r>
@@ -2939,8 +2969,8 @@
       <w:r>
         <w:rPr>
           <w:rFonts w:ascii="Times New Roman" w:hAnsi="Times New Roman" w:cs="Times New Roman"/>
+          <w:lang w:val="tr-TR"/>
           <w:vertAlign w:val="superscript"/>
-          <w:lang w:val="tr-TR"/>
         </w:rPr>
         <w:t xml:space="preserve">d</w:t>
       </w:r>
@@ -2954,8 +2984,8 @@
       <w:r>
         <w:rPr>
           <w:rFonts w:ascii="Times New Roman" w:hAnsi="Times New Roman" w:cs="Times New Roman"/>
+          <w:lang w:val="tr-TR"/>
           <w:vertAlign w:val="subscript"/>
-          <w:lang w:val="tr-TR"/>
         </w:rPr>
         <w:t xml:space="preserve">c</w:t>
       </w:r>
@@ -2969,8 +2999,8 @@
       <w:r>
         <w:rPr>
           <w:rFonts w:ascii="Times New Roman" w:hAnsi="Times New Roman" w:cs="Times New Roman"/>
+          <w:lang w:val="tr-TR"/>
           <w:vertAlign w:val="subscript"/>
-          <w:lang w:val="tr-TR"/>
         </w:rPr>
         <w:t xml:space="preserve">i</w:t>
       </w:r>
@@ -2984,8 +3014,8 @@
       <w:r>
         <w:rPr>
           <w:rFonts w:ascii="Times New Roman" w:hAnsi="Times New Roman" w:cs="Times New Roman"/>
+          <w:lang w:val="tr-TR"/>
           <w:vertAlign w:val="subscript"/>
-          <w:lang w:val="tr-TR"/>
         </w:rPr>
         <w:t xml:space="preserve">g</w:t>
       </w:r>
@@ -2994,7 +3024,22 @@
           <w:rFonts w:ascii="Times New Roman" w:hAnsi="Times New Roman" w:cs="Times New Roman"/>
           <w:lang w:val="tr-TR"/>
         </w:rPr>
-        <w:t xml:space="preserve"> bağıntısı elde edilir. Denge sabiti yalnızca sıcaklığa bağlıdır; başlangıç derişimlerine, kabın hacmine ya da katalizöre bağlı değildir. Denge sabiti birimsiz olarak ifade edilir.</w:t>
+        <w:t xml:space="preserve"> bağıntısı elde edilir. Hız sabitleri başlangıç derişimlerine bağlı olmadığından, üç farklı başlangıç durumunda aynı K</w:t>
+      </w:r>
+      <w:r>
+        <w:rPr>
+          <w:rFonts w:ascii="Times New Roman" w:hAnsi="Times New Roman" w:cs="Times New Roman"/>
+          <w:lang w:val="tr-TR"/>
+          <w:vertAlign w:val="subscript"/>
+        </w:rPr>
+        <w:t xml:space="preserve">c</w:t>
+      </w:r>
+      <w:r>
+        <w:rPr>
+          <w:rFonts w:ascii="Times New Roman" w:hAnsi="Times New Roman" w:cs="Times New Roman"/>
+          <w:lang w:val="tr-TR"/>
+        </w:rPr>
+        <w:t xml:space="preserve"> değerinin bulunması bu bağıntıyla uyumludur. Denge sabiti yalnızca sıcaklığa bağlıdır; başlangıç derişimlerine, kabın hacmine ya da katalizöre bağlı değildir. Denge sabiti birimsiz olarak ifade edilir.</w:t>
       </w:r>
     </w:p>
     <w:p>
@@ -3010,45 +3055,13 @@
           <w:rFonts w:ascii="Times New Roman" w:hAnsi="Times New Roman" w:cs="Times New Roman"/>
           <w:lang w:val="tr-TR"/>
         </w:rPr>
-        <w:t xml:space="preserve">Tüm maddelerin aynı fiziksel hâlde bulunduğu dengelere </w:t>
-      </w:r>
-      <w:r>
-        <w:rPr>
-          <w:rFonts w:ascii="Times New Roman" w:hAnsi="Times New Roman" w:cs="Times New Roman"/>
-          <w:b/>
-          <w:bCs/>
-          <w:lang w:val="tr-TR"/>
-        </w:rPr>
-        <w:t xml:space="preserve">homojen denge</w:t>
-      </w:r>
-      <w:r>
-        <w:rPr>
-          <w:rFonts w:ascii="Times New Roman" w:hAnsi="Times New Roman" w:cs="Times New Roman"/>
-          <w:lang w:val="tr-TR"/>
-        </w:rPr>
-        <w:t xml:space="preserve">, maddelerin farklı fiziksel hâllerde bulunduğu dengelere ise </w:t>
-      </w:r>
-      <w:r>
-        <w:rPr>
-          <w:rFonts w:ascii="Times New Roman" w:hAnsi="Times New Roman" w:cs="Times New Roman"/>
-          <w:b/>
-          <w:bCs/>
-          <w:lang w:val="tr-TR"/>
-        </w:rPr>
-        <w:t xml:space="preserve">heterojen denge</w:t>
-      </w:r>
-      <w:r>
-        <w:rPr>
-          <w:rFonts w:ascii="Times New Roman" w:hAnsi="Times New Roman" w:cs="Times New Roman"/>
-          <w:lang w:val="tr-TR"/>
-        </w:rPr>
-        <w:t xml:space="preserve"> denir. Saf katıların ve saf sıvıların derişimleri sabit olduğundan heterojen dengelerde bu maddeler denge sabiti ifadesinde yer almaz. Örneğin CaCO</w:t>
-      </w:r>
-      <w:r>
-        <w:rPr>
-          <w:rFonts w:ascii="Times New Roman" w:hAnsi="Times New Roman" w:cs="Times New Roman"/>
+        <w:t xml:space="preserve">Analiz ve Keşif Atölyesi 2.3.’ün 2. aşamasında CaCO</w:t>
+      </w:r>
+      <w:r>
+        <w:rPr>
+          <w:rFonts w:ascii="Times New Roman" w:hAnsi="Times New Roman" w:cs="Times New Roman"/>
+          <w:lang w:val="tr-TR"/>
           <w:vertAlign w:val="subscript"/>
-          <w:lang w:val="tr-TR"/>
         </w:rPr>
         <w:t xml:space="preserve">3</w:t>
       </w:r>
@@ -3062,8 +3075,8 @@
       <w:r>
         <w:rPr>
           <w:rFonts w:ascii="Times New Roman" w:hAnsi="Times New Roman" w:cs="Times New Roman"/>
+          <w:lang w:val="tr-TR"/>
           <w:vertAlign w:val="subscript"/>
-          <w:lang w:val="tr-TR"/>
         </w:rPr>
         <w:t xml:space="preserve">2</w:t>
       </w:r>
@@ -3072,13 +3085,103 @@
           <w:rFonts w:ascii="Times New Roman" w:hAnsi="Times New Roman" w:cs="Times New Roman"/>
           <w:lang w:val="tr-TR"/>
         </w:rPr>
+        <w:t xml:space="preserve">(g) tepkimesinde kaba konulan katı kütlesi değiştiği hâlde dengedeki CO</w:t>
+      </w:r>
+      <w:r>
+        <w:rPr>
+          <w:rFonts w:ascii="Times New Roman" w:hAnsi="Times New Roman" w:cs="Times New Roman"/>
+          <w:lang w:val="tr-TR"/>
+          <w:vertAlign w:val="subscript"/>
+        </w:rPr>
+        <w:t xml:space="preserve">2</w:t>
+      </w:r>
+      <w:r>
+        <w:rPr>
+          <w:rFonts w:ascii="Times New Roman" w:hAnsi="Times New Roman" w:cs="Times New Roman"/>
+          <w:lang w:val="tr-TR"/>
+        </w:rPr>
+        <w:t xml:space="preserve"> derişiminin hep aynı kaldığını gördünüz. Bu dengede katı ve gaz maddeler bir arada bulunurken N</w:t>
+      </w:r>
+      <w:r>
+        <w:rPr>
+          <w:rFonts w:ascii="Times New Roman" w:hAnsi="Times New Roman" w:cs="Times New Roman"/>
+          <w:lang w:val="tr-TR"/>
+          <w:vertAlign w:val="subscript"/>
+        </w:rPr>
+        <w:t xml:space="preserve">2</w:t>
+      </w:r>
+      <w:r>
+        <w:rPr>
+          <w:rFonts w:ascii="Times New Roman" w:hAnsi="Times New Roman" w:cs="Times New Roman"/>
+          <w:lang w:val="tr-TR"/>
+        </w:rPr>
+        <w:t xml:space="preserve">O</w:t>
+      </w:r>
+      <w:r>
+        <w:rPr>
+          <w:rFonts w:ascii="Times New Roman" w:hAnsi="Times New Roman" w:cs="Times New Roman"/>
+          <w:lang w:val="tr-TR"/>
+          <w:vertAlign w:val="subscript"/>
+        </w:rPr>
+        <w:t xml:space="preserve">4</w:t>
+      </w:r>
+      <w:r>
+        <w:rPr>
+          <w:rFonts w:ascii="Times New Roman" w:hAnsi="Times New Roman" w:cs="Times New Roman"/>
+          <w:lang w:val="tr-TR"/>
+        </w:rPr>
+        <w:t xml:space="preserve">(g) ⇌ 2NO</w:t>
+      </w:r>
+      <w:r>
+        <w:rPr>
+          <w:rFonts w:ascii="Times New Roman" w:hAnsi="Times New Roman" w:cs="Times New Roman"/>
+          <w:lang w:val="tr-TR"/>
+          <w:vertAlign w:val="subscript"/>
+        </w:rPr>
+        <w:t xml:space="preserve">2</w:t>
+      </w:r>
+      <w:r>
+        <w:rPr>
+          <w:rFonts w:ascii="Times New Roman" w:hAnsi="Times New Roman" w:cs="Times New Roman"/>
+          <w:lang w:val="tr-TR"/>
+        </w:rPr>
+        <w:t xml:space="preserve">(g) dengesindeki maddelerin tümü gaz hâlindedir. Tüm maddelerin aynı fiziksel hâlde bulunduğu dengelere homojen denge, maddelerin farklı fiziksel hâllerde bulunduğu dengelere ise heterojen denge denir. Saf katıların ve saf sıvıların derişimleri sabit olduğundan heterojen dengelerde bu maddeler denge sabiti ifadesinde yer almaz. Örneğin CaCO</w:t>
+      </w:r>
+      <w:r>
+        <w:rPr>
+          <w:rFonts w:ascii="Times New Roman" w:hAnsi="Times New Roman" w:cs="Times New Roman"/>
+          <w:lang w:val="tr-TR"/>
+          <w:vertAlign w:val="subscript"/>
+        </w:rPr>
+        <w:t xml:space="preserve">3</w:t>
+      </w:r>
+      <w:r>
+        <w:rPr>
+          <w:rFonts w:ascii="Times New Roman" w:hAnsi="Times New Roman" w:cs="Times New Roman"/>
+          <w:lang w:val="tr-TR"/>
+        </w:rPr>
+        <w:t xml:space="preserve">(k) ⇌ CaO(k) + CO</w:t>
+      </w:r>
+      <w:r>
+        <w:rPr>
+          <w:rFonts w:ascii="Times New Roman" w:hAnsi="Times New Roman" w:cs="Times New Roman"/>
+          <w:lang w:val="tr-TR"/>
+          <w:vertAlign w:val="subscript"/>
+        </w:rPr>
+        <w:t xml:space="preserve">2</w:t>
+      </w:r>
+      <w:r>
+        <w:rPr>
+          <w:rFonts w:ascii="Times New Roman" w:hAnsi="Times New Roman" w:cs="Times New Roman"/>
+          <w:lang w:val="tr-TR"/>
+        </w:rPr>
         <w:t xml:space="preserve">(g) tepkimesi için K</w:t>
       </w:r>
       <w:r>
         <w:rPr>
           <w:rFonts w:ascii="Times New Roman" w:hAnsi="Times New Roman" w:cs="Times New Roman"/>
+          <w:lang w:val="tr-TR"/>
           <w:vertAlign w:val="subscript"/>
-          <w:lang w:val="tr-TR"/>
         </w:rPr>
         <w:t xml:space="preserve">c</w:t>
       </w:r>
@@ -3092,8 +3195,8 @@
       <w:r>
         <w:rPr>
           <w:rFonts w:ascii="Times New Roman" w:hAnsi="Times New Roman" w:cs="Times New Roman"/>
+          <w:lang w:val="tr-TR"/>
           <w:vertAlign w:val="subscript"/>
-          <w:lang w:val="tr-TR"/>
         </w:rPr>
         <w:t xml:space="preserve">2</w:t>
       </w:r>
@@ -3102,7 +3205,22 @@
           <w:rFonts w:ascii="Times New Roman" w:hAnsi="Times New Roman" w:cs="Times New Roman"/>
           <w:lang w:val="tr-TR"/>
         </w:rPr>
-        <w:t xml:space="preserve">] şeklinde yazılır. Sulu çözeltilerde gerçekleşen tepkimelerde çözücü olan suyun derişimi de sabit kabul edildiğinden su, denge ifadesine yazılmaz.</w:t>
+        <w:t xml:space="preserve">] şeklinde yazılır; etkinlikte CO</w:t>
+      </w:r>
+      <w:r>
+        <w:rPr>
+          <w:rFonts w:ascii="Times New Roman" w:hAnsi="Times New Roman" w:cs="Times New Roman"/>
+          <w:lang w:val="tr-TR"/>
+          <w:vertAlign w:val="subscript"/>
+        </w:rPr>
+        <w:t xml:space="preserve">2</w:t>
+      </w:r>
+      <w:r>
+        <w:rPr>
+          <w:rFonts w:ascii="Times New Roman" w:hAnsi="Times New Roman" w:cs="Times New Roman"/>
+          <w:lang w:val="tr-TR"/>
+        </w:rPr>
+        <w:t xml:space="preserve"> derişiminin katı miktarından bağımsız olması da bununla açıklanabilir. Sulu çözeltilerde gerçekleşen tepkimelerde çözücü olan suyun derişimi de sabit kabul edildiğinden su, denge ifadesine yazılmaz.</w:t>
       </w:r>
     </w:p>
     <w:p>
@@ -3118,13 +3236,13 @@
           <w:rFonts w:ascii="Times New Roman" w:hAnsi="Times New Roman" w:cs="Times New Roman"/>
           <w:lang w:val="tr-TR"/>
         </w:rPr>
-        <w:t xml:space="preserve">Denge sabitinin büyüklüğü, dengenin hangi tarafa doğru olduğu hakkında bilgi verir. K</w:t>
-      </w:r>
-      <w:r>
-        <w:rPr>
-          <w:rFonts w:ascii="Times New Roman" w:hAnsi="Times New Roman" w:cs="Times New Roman"/>
+        <w:t xml:space="preserve">Peki denge sabitinin sayısal değeri bir tepkime hakkında ne söyler? Denge sabiti ifadesinde ürün derişimleri kesrin payında, tepken derişimleri ise paydasında yer alır. Bu nedenle K</w:t>
+      </w:r>
+      <w:r>
+        <w:rPr>
+          <w:rFonts w:ascii="Times New Roman" w:hAnsi="Times New Roman" w:cs="Times New Roman"/>
+          <w:lang w:val="tr-TR"/>
           <w:vertAlign w:val="subscript"/>
-          <w:lang w:val="tr-TR"/>
         </w:rPr>
         <w:t xml:space="preserve">c</w:t>
       </w:r>
@@ -3133,13 +3251,13 @@
           <w:rFonts w:ascii="Times New Roman" w:hAnsi="Times New Roman" w:cs="Times New Roman"/>
           <w:lang w:val="tr-TR"/>
         </w:rPr>
-        <w:t xml:space="preserve"> değeri 1’den çok büyükse dengede ürünler, 1’den çok küçükse tepkenler baskındır. Bir tepkimenin tersi yazıldığında yeni denge sabiti 1/K</w:t>
-      </w:r>
-      <w:r>
-        <w:rPr>
-          <w:rFonts w:ascii="Times New Roman" w:hAnsi="Times New Roman" w:cs="Times New Roman"/>
+        <w:t xml:space="preserve"> değeri 1’den çok büyükse dengede ürünler, 1’den çok küçükse tepkenler baskındır; denge sabitinin büyüklüğü dengenin hangi tarafa doğru olduğu hakkında bilgi verir. Bir tepkimenin tersi yazıldığında denge ifadesinde pay ile payda yer değiştirdiğinden yeni denge sabiti 1/K</w:t>
+      </w:r>
+      <w:r>
+        <w:rPr>
+          <w:rFonts w:ascii="Times New Roman" w:hAnsi="Times New Roman" w:cs="Times New Roman"/>
+          <w:lang w:val="tr-TR"/>
           <w:vertAlign w:val="subscript"/>
-          <w:lang w:val="tr-TR"/>
         </w:rPr>
         <w:t xml:space="preserve">c</w:t>
       </w:r>
@@ -3148,21 +3266,21 @@
           <w:rFonts w:ascii="Times New Roman" w:hAnsi="Times New Roman" w:cs="Times New Roman"/>
           <w:lang w:val="tr-TR"/>
         </w:rPr>
-        <w:t xml:space="preserve"> olur; tepkime denklemi n ile çarpıldığında ise denge sabiti K</w:t>
-      </w:r>
-      <w:r>
-        <w:rPr>
-          <w:rFonts w:ascii="Times New Roman" w:hAnsi="Times New Roman" w:cs="Times New Roman"/>
+        <w:t xml:space="preserve"> olur; tepkime denklemi n ile çarpıldığında ise her derişimin üssü n katına çıktığından denge sabiti K</w:t>
+      </w:r>
+      <w:r>
+        <w:rPr>
+          <w:rFonts w:ascii="Times New Roman" w:hAnsi="Times New Roman" w:cs="Times New Roman"/>
+          <w:lang w:val="tr-TR"/>
           <w:vertAlign w:val="subscript"/>
-          <w:lang w:val="tr-TR"/>
         </w:rPr>
         <w:t xml:space="preserve">c</w:t>
       </w:r>
       <w:r>
         <w:rPr>
           <w:rFonts w:ascii="Times New Roman" w:hAnsi="Times New Roman" w:cs="Times New Roman"/>
+          <w:lang w:val="tr-TR"/>
           <w:vertAlign w:val="superscript"/>
-          <w:lang w:val="tr-TR"/>
         </w:rPr>
         <w:t xml:space="preserve">n</w:t>
       </w:r>

--- a/Kim11-2-3-Denge-Sabiti.docx
+++ b/Kim11-2-3-Denge-Sabiti.docx
@@ -36,7 +36,7 @@
           <w:rFonts w:ascii="Times New Roman" w:hAnsi="Times New Roman" w:cs="Times New Roman"/>
           <w:lang w:val="tr-TR"/>
         </w:rPr>
-        <w:t xml:space="preserve">Bir pastacı aynı tarifi kullanarak bazen küçük bazen büyük bir pasta yapsa da malzemelerin birbirine oranı değişmez. Kimyasal dengede de benzer bir düzen vardır. Aynı sıcaklıkta bir tersinir tepkime farklı başlangıç miktarlarıyla başlatıldığında dengedeki derişimler birbirinden farklı olabilir. Peki bu farklı denge derişimleri arasında değişmeyen bir ilişki var mıdır? Bir etkinlik yaparak keşfediniz.</w:t>
+        <w:t xml:space="preserve">Bir pastacı aynı tarifi kullanarak bazen küçük bazen büyük bir pasta yapsa da malzemelerin birbirine oranı değişmez. Kimyasal dengede de benzer bir düzen vardır. Aynı sıcaklıkta bir tersinir tepkime farklı başlangıç miktarlarıyla başlatıldığında dengedeki derişimler birbirinden farklı olabilir. Peki bu farklı denge derişimleri arasında değişmeyen bir ilişki var mıdır? Bir etkinlik yaparak keşfediniz. Analiz ve Keşif Atölyesi 2.3.’te tümevarımsal akıl yürüteceksiniz: Farklı deneylerde ölçülen denge derişimlerinde tekrar eden örüntüyü bulacak, bu örüntüyü matematiksel bir modelle ifade edecek ve modelinizi homojen ve heterojen dengeleri kapsayacak şekilde genelleyeceksiniz. Modelinizi bilimsel genellemelerle karşılaştırırken eleştirel bir bakış açısı kullanmanız, araştırmacı bir tutumla çalışkanlık değerinizi geliştirmenize de katkı sağlayacaktır.</w:t>
       </w:r>
     </w:p>
     <w:p>
@@ -2448,7 +2448,7 @@
           <w:rFonts w:ascii="Times New Roman" w:hAnsi="Times New Roman" w:cs="Times New Roman"/>
           <w:lang w:val="tr-TR"/>
         </w:rPr>
-        <w:t xml:space="preserve">Keşfettiğiniz örüntüleri aA + bB ⇌ cC + dD genel tepkimesi için tek bir matematiksel modelle genelleyiniz. Modelinizi arkadaşlarınızın modelleriyle ve bilimsel genellemelerle karşılaştırınız.</w:t>
+        <w:t xml:space="preserve">Keşfettiğiniz örüntüleri aA + bB ⇌ cC + dD genel tepkimesi için tek bir matematiksel modelle genelleyiniz. Modelinizi arkadaşlarınızın modelleriyle ve bilimsel genellemelerle karşılaştırınız. Karşılaştırma sırasında modelinizin güçlü ve eksik yönlerini eleştirel bir gözle değerlendiriniz; görüşlerinizi açıkça ifade ederken arkadaşlarınızı da dikkatle dinleyiniz.</w:t>
       </w:r>
     </w:p>
     <w:p>

--- a/Kim11-2-3-Denge-Sabiti.docx
+++ b/Kim11-2-3-Denge-Sabiti.docx
@@ -152,7 +152,64 @@
           <w:rFonts w:ascii="Times New Roman" w:hAnsi="Times New Roman" w:cs="Times New Roman"/>
           <w:lang w:val="tr-TR"/>
         </w:rPr>
-        <w:t xml:space="preserve"> = 0,010 L/mol·s’dir. Aynı sıcaklıkta farklı başlangıç miktarlarıyla yapılan üç deneyde denge derişimleri ölçülerek aşağıdaki tablo oluşturulmuştur.</w:t>
+        <w:t xml:space="preserve"> = 0,010 L/mol·s’dir. Aynı sıcaklıkta farklı başlangıç miktarlarıyla yapılan üç deneyde derişimlerin zamanla değişimi aşağıdaki grafiklerde, dengedeki derişimler ise tabloda verilmiştir.</w:t>
+      </w:r>
+    </w:p>
+    <w:p xmlns:a="http://schemas.openxmlformats.org/drawingml/2006/main" xmlns:pic="http://schemas.openxmlformats.org/drawingml/2006/picture">
+      <w:pPr>
+        <w:jc w:val="center"/>
+      </w:pPr>
+      <w:r>
+        <w:drawing>
+          <wp:inline distT="0" distB="0" distL="0" distR="0">
+            <wp:extent cx="5940000" cy="2121428"/>
+            <wp:docPr id="910011" name="Grafik 910011" descr="H2 + I2 dengesi derişim-zaman grafikleri"/>
+            <wp:cNvGraphicFramePr>
+              <a:graphicFrameLocks noChangeAspect="1"/>
+            </wp:cNvGraphicFramePr>
+            <a:graphic>
+              <a:graphicData uri="http://schemas.openxmlformats.org/drawingml/2006/picture">
+                <pic:pic>
+                  <pic:nvPicPr>
+                    <pic:cNvPr id="910011" name="k23_HI_derisim.png"/>
+                    <pic:cNvPicPr/>
+                  </pic:nvPicPr>
+                  <pic:blipFill>
+                    <a:blip r:embed="rIdD11"/>
+                    <a:stretch>
+                      <a:fillRect/>
+                    </a:stretch>
+                  </pic:blipFill>
+                  <pic:spPr>
+                    <a:xfrm>
+                      <a:off x="0" y="0"/>
+                      <a:ext cx="5940000" cy="2121428"/>
+                    </a:xfrm>
+                    <a:prstGeom prst="rect">
+                      <a:avLst/>
+                    </a:prstGeom>
+                  </pic:spPr>
+                </pic:pic>
+              </a:graphicData>
+            </a:graphic>
+          </wp:inline>
+        </w:drawing>
+      </w:r>
+    </w:p>
+    <w:p>
+      <w:pPr>
+        <w:rPr>
+          <w:rFonts w:ascii="Times New Roman" w:hAnsi="Times New Roman" w:cs="Times New Roman"/>
+          <w:lang w:val="tr-TR"/>
+        </w:rPr>
+        <w:jc w:val="center"/>
+      </w:pPr>
+      <w:r>
+        <w:rPr>
+          <w:rFonts w:ascii="Times New Roman" w:hAnsi="Times New Roman" w:cs="Times New Roman"/>
+          <w:lang w:val="tr-TR"/>
+        </w:rPr>
+        <w:t xml:space="preserve">Üç deneyde derişimlerin zamanla değişimi</w:t>
       </w:r>
     </w:p>
     <w:tbl>
@@ -872,7 +929,7 @@
           <w:rFonts w:ascii="Times New Roman" w:hAnsi="Times New Roman" w:cs="Times New Roman"/>
           <w:lang w:val="tr-TR"/>
         </w:rPr>
-        <w:t xml:space="preserve">Tablodaki boş sütunları hesaplayarak doldurunuz. Hangi oran üç deneyde de sabit kalmaktadır?</w:t>
+        <w:t xml:space="preserve">Grafikleri inceleyerek her deneyde derişimlerin hangi andan itibaren değişmediğini belirleyiniz. Tablodaki derişimler grafiklerin hangi bölümüne karşılık gelmektedir?</w:t>
       </w:r>
     </w:p>
     <w:p>
@@ -927,37 +984,7 @@
           <w:rFonts w:ascii="Times New Roman" w:hAnsi="Times New Roman" w:cs="Times New Roman"/>
           <w:lang w:val="tr-TR"/>
         </w:rPr>
-        <w:t xml:space="preserve">Sabit kalan oranı ileri ve geri tepkimelerin hız sabitlerinin oranı (k</w:t>
-      </w:r>
-      <w:r>
-        <w:rPr>
-          <w:rFonts w:ascii="Times New Roman" w:hAnsi="Times New Roman" w:cs="Times New Roman"/>
-          <w:vertAlign w:val="subscript"/>
-          <w:lang w:val="tr-TR"/>
-        </w:rPr>
-        <w:t xml:space="preserve">i</w:t>
-      </w:r>
-      <w:r>
-        <w:rPr>
-          <w:rFonts w:ascii="Times New Roman" w:hAnsi="Times New Roman" w:cs="Times New Roman"/>
-          <w:lang w:val="tr-TR"/>
-        </w:rPr>
-        <w:t xml:space="preserve"> / k</w:t>
-      </w:r>
-      <w:r>
-        <w:rPr>
-          <w:rFonts w:ascii="Times New Roman" w:hAnsi="Times New Roman" w:cs="Times New Roman"/>
-          <w:vertAlign w:val="subscript"/>
-          <w:lang w:val="tr-TR"/>
-        </w:rPr>
-        <w:t xml:space="preserve">g</w:t>
-      </w:r>
-      <w:r>
-        <w:rPr>
-          <w:rFonts w:ascii="Times New Roman" w:hAnsi="Times New Roman" w:cs="Times New Roman"/>
-          <w:lang w:val="tr-TR"/>
-        </w:rPr>
-        <w:t xml:space="preserve">) ile karşılaştırınız. Ne fark ettiniz?</w:t>
+        <w:t xml:space="preserve">Tablodaki boş sütunları hesaplayarak doldurunuz. Hangi oran üç deneyde de sabit kalmaktadır?</w:t>
       </w:r>
     </w:p>
     <w:p>
@@ -1012,7 +1039,7 @@
           <w:rFonts w:ascii="Times New Roman" w:hAnsi="Times New Roman" w:cs="Times New Roman"/>
           <w:lang w:val="tr-TR"/>
         </w:rPr>
-        <w:t xml:space="preserve">Denge durumunda ileri ve geri tepkime hızları eşittir. Tek basamaklı tepkimeler için hız denklemlerini yazarak (Hız</w:t>
+        <w:t xml:space="preserve">Sabit kalan oranı ileri ve geri tepkimelerin hız sabitlerinin oranı (k</w:t>
       </w:r>
       <w:r>
         <w:rPr>
@@ -1027,7 +1054,7 @@
           <w:rFonts w:ascii="Times New Roman" w:hAnsi="Times New Roman" w:cs="Times New Roman"/>
           <w:lang w:val="tr-TR"/>
         </w:rPr>
-        <w:t xml:space="preserve"> = k</w:t>
+        <w:t xml:space="preserve"> / k</w:t>
       </w:r>
       <w:r>
         <w:rPr>
@@ -1035,51 +1062,6 @@
           <w:vertAlign w:val="subscript"/>
           <w:lang w:val="tr-TR"/>
         </w:rPr>
-        <w:t xml:space="preserve">i</w:t>
-      </w:r>
-      <w:r>
-        <w:rPr>
-          <w:rFonts w:ascii="Times New Roman" w:hAnsi="Times New Roman" w:cs="Times New Roman"/>
-          <w:lang w:val="tr-TR"/>
-        </w:rPr>
-        <w:t xml:space="preserve">[H</w:t>
-      </w:r>
-      <w:r>
-        <w:rPr>
-          <w:rFonts w:ascii="Times New Roman" w:hAnsi="Times New Roman" w:cs="Times New Roman"/>
-          <w:vertAlign w:val="subscript"/>
-          <w:lang w:val="tr-TR"/>
-        </w:rPr>
-        <w:t xml:space="preserve">2</w:t>
-      </w:r>
-      <w:r>
-        <w:rPr>
-          <w:rFonts w:ascii="Times New Roman" w:hAnsi="Times New Roman" w:cs="Times New Roman"/>
-          <w:lang w:val="tr-TR"/>
-        </w:rPr>
-        <w:t xml:space="preserve">][I</w:t>
-      </w:r>
-      <w:r>
-        <w:rPr>
-          <w:rFonts w:ascii="Times New Roman" w:hAnsi="Times New Roman" w:cs="Times New Roman"/>
-          <w:vertAlign w:val="subscript"/>
-          <w:lang w:val="tr-TR"/>
-        </w:rPr>
-        <w:t xml:space="preserve">2</w:t>
-      </w:r>
-      <w:r>
-        <w:rPr>
-          <w:rFonts w:ascii="Times New Roman" w:hAnsi="Times New Roman" w:cs="Times New Roman"/>
-          <w:lang w:val="tr-TR"/>
-        </w:rPr>
-        <w:t xml:space="preserve">], Hız</w:t>
-      </w:r>
-      <w:r>
-        <w:rPr>
-          <w:rFonts w:ascii="Times New Roman" w:hAnsi="Times New Roman" w:cs="Times New Roman"/>
-          <w:vertAlign w:val="subscript"/>
-          <w:lang w:val="tr-TR"/>
-        </w:rPr>
         <w:t xml:space="preserve">g</w:t>
       </w:r>
       <w:r>
@@ -1087,37 +1069,7 @@
           <w:rFonts w:ascii="Times New Roman" w:hAnsi="Times New Roman" w:cs="Times New Roman"/>
           <w:lang w:val="tr-TR"/>
         </w:rPr>
-        <w:t xml:space="preserve"> = k</w:t>
-      </w:r>
-      <w:r>
-        <w:rPr>
-          <w:rFonts w:ascii="Times New Roman" w:hAnsi="Times New Roman" w:cs="Times New Roman"/>
-          <w:vertAlign w:val="subscript"/>
-          <w:lang w:val="tr-TR"/>
-        </w:rPr>
-        <w:t xml:space="preserve">g</w:t>
-      </w:r>
-      <w:r>
-        <w:rPr>
-          <w:rFonts w:ascii="Times New Roman" w:hAnsi="Times New Roman" w:cs="Times New Roman"/>
-          <w:lang w:val="tr-TR"/>
-        </w:rPr>
-        <w:t xml:space="preserve">[HI]</w:t>
-      </w:r>
-      <w:r>
-        <w:rPr>
-          <w:rFonts w:ascii="Times New Roman" w:hAnsi="Times New Roman" w:cs="Times New Roman"/>
-          <w:vertAlign w:val="superscript"/>
-          <w:lang w:val="tr-TR"/>
-        </w:rPr>
-        <w:t xml:space="preserve">2</w:t>
-      </w:r>
-      <w:r>
-        <w:rPr>
-          <w:rFonts w:ascii="Times New Roman" w:hAnsi="Times New Roman" w:cs="Times New Roman"/>
-          <w:lang w:val="tr-TR"/>
-        </w:rPr>
-        <w:t xml:space="preserve">) bulduğunuz ilişkiyi matematiksel olarak modelleyiniz.</w:t>
+        <w:t xml:space="preserve">) ile karşılaştırınız. Ne fark ettiniz?</w:t>
       </w:r>
     </w:p>
     <w:p>
@@ -1156,6 +1108,166 @@
     </w:p>
     <w:p>
       <w:pPr>
+        <w:pStyle w:val="ListParagraph"/>
+        <w:numPr>
+          <w:ilvl w:val="0"/>
+          <w:numId w:val="51"/>
+        </w:numPr>
+        <w:jc w:val="both"/>
+        <w:rPr>
+          <w:rFonts w:ascii="Times New Roman" w:hAnsi="Times New Roman" w:cs="Times New Roman"/>
+          <w:lang w:val="tr-TR"/>
+        </w:rPr>
+      </w:pPr>
+      <w:r>
+        <w:rPr>
+          <w:rFonts w:ascii="Times New Roman" w:hAnsi="Times New Roman" w:cs="Times New Roman"/>
+          <w:lang w:val="tr-TR"/>
+        </w:rPr>
+        <w:t xml:space="preserve">Denge durumunda ileri ve geri tepkime hızları eşittir. Tek basamaklı tepkimeler için hız denklemlerini yazarak (r</w:t>
+      </w:r>
+      <w:r>
+        <w:rPr>
+          <w:rFonts w:ascii="Times New Roman" w:hAnsi="Times New Roman" w:cs="Times New Roman"/>
+          <w:lang w:val="tr-TR"/>
+          <w:vertAlign w:val="subscript"/>
+        </w:rPr>
+        <w:t xml:space="preserve">i</w:t>
+      </w:r>
+      <w:r>
+        <w:rPr>
+          <w:rFonts w:ascii="Times New Roman" w:hAnsi="Times New Roman" w:cs="Times New Roman"/>
+          <w:lang w:val="tr-TR"/>
+        </w:rPr>
+        <w:t xml:space="preserve"> = k</w:t>
+      </w:r>
+      <w:r>
+        <w:rPr>
+          <w:rFonts w:ascii="Times New Roman" w:hAnsi="Times New Roman" w:cs="Times New Roman"/>
+          <w:lang w:val="tr-TR"/>
+          <w:vertAlign w:val="subscript"/>
+        </w:rPr>
+        <w:t xml:space="preserve">i</w:t>
+      </w:r>
+      <w:r>
+        <w:rPr>
+          <w:rFonts w:ascii="Times New Roman" w:hAnsi="Times New Roman" w:cs="Times New Roman"/>
+          <w:lang w:val="tr-TR"/>
+        </w:rPr>
+        <w:t xml:space="preserve">[H</w:t>
+      </w:r>
+      <w:r>
+        <w:rPr>
+          <w:rFonts w:ascii="Times New Roman" w:hAnsi="Times New Roman" w:cs="Times New Roman"/>
+          <w:lang w:val="tr-TR"/>
+          <w:vertAlign w:val="subscript"/>
+        </w:rPr>
+        <w:t xml:space="preserve">2</w:t>
+      </w:r>
+      <w:r>
+        <w:rPr>
+          <w:rFonts w:ascii="Times New Roman" w:hAnsi="Times New Roman" w:cs="Times New Roman"/>
+          <w:lang w:val="tr-TR"/>
+        </w:rPr>
+        <w:t xml:space="preserve">][I</w:t>
+      </w:r>
+      <w:r>
+        <w:rPr>
+          <w:rFonts w:ascii="Times New Roman" w:hAnsi="Times New Roman" w:cs="Times New Roman"/>
+          <w:lang w:val="tr-TR"/>
+          <w:vertAlign w:val="subscript"/>
+        </w:rPr>
+        <w:t xml:space="preserve">2</w:t>
+      </w:r>
+      <w:r>
+        <w:rPr>
+          <w:rFonts w:ascii="Times New Roman" w:hAnsi="Times New Roman" w:cs="Times New Roman"/>
+          <w:lang w:val="tr-TR"/>
+        </w:rPr>
+        <w:t xml:space="preserve">], r</w:t>
+      </w:r>
+      <w:r>
+        <w:rPr>
+          <w:rFonts w:ascii="Times New Roman" w:hAnsi="Times New Roman" w:cs="Times New Roman"/>
+          <w:lang w:val="tr-TR"/>
+          <w:vertAlign w:val="subscript"/>
+        </w:rPr>
+        <w:t xml:space="preserve">g</w:t>
+      </w:r>
+      <w:r>
+        <w:rPr>
+          <w:rFonts w:ascii="Times New Roman" w:hAnsi="Times New Roman" w:cs="Times New Roman"/>
+          <w:lang w:val="tr-TR"/>
+        </w:rPr>
+        <w:t xml:space="preserve"> = k</w:t>
+      </w:r>
+      <w:r>
+        <w:rPr>
+          <w:rFonts w:ascii="Times New Roman" w:hAnsi="Times New Roman" w:cs="Times New Roman"/>
+          <w:lang w:val="tr-TR"/>
+          <w:vertAlign w:val="subscript"/>
+        </w:rPr>
+        <w:t xml:space="preserve">g</w:t>
+      </w:r>
+      <w:r>
+        <w:rPr>
+          <w:rFonts w:ascii="Times New Roman" w:hAnsi="Times New Roman" w:cs="Times New Roman"/>
+          <w:lang w:val="tr-TR"/>
+        </w:rPr>
+        <w:t xml:space="preserve">[HI]</w:t>
+      </w:r>
+      <w:r>
+        <w:rPr>
+          <w:rFonts w:ascii="Times New Roman" w:hAnsi="Times New Roman" w:cs="Times New Roman"/>
+          <w:lang w:val="tr-TR"/>
+          <w:vertAlign w:val="superscript"/>
+        </w:rPr>
+        <w:t xml:space="preserve">2</w:t>
+      </w:r>
+      <w:r>
+        <w:rPr>
+          <w:rFonts w:ascii="Times New Roman" w:hAnsi="Times New Roman" w:cs="Times New Roman"/>
+          <w:lang w:val="tr-TR"/>
+        </w:rPr>
+        <w:t xml:space="preserve">) bulduğunuz ilişkiyi matematiksel olarak modelleyiniz.</w:t>
+      </w:r>
+    </w:p>
+    <w:p>
+      <w:pPr>
+        <w:ind w:left="720"/>
+        <w:jc w:val="both"/>
+        <w:rPr>
+          <w:rFonts w:ascii="Times New Roman" w:hAnsi="Times New Roman" w:cs="Times New Roman"/>
+          <w:lang w:val="tr-TR"/>
+        </w:rPr>
+      </w:pPr>
+      <w:r>
+        <w:rPr>
+          <w:rFonts w:ascii="Times New Roman" w:hAnsi="Times New Roman" w:cs="Times New Roman"/>
+          <w:lang w:val="tr-TR"/>
+        </w:rPr>
+        <w:t xml:space="preserve">……………………………………………………………………………………………</w:t>
+      </w:r>
+    </w:p>
+    <w:p>
+      <w:pPr>
+        <w:ind w:left="720"/>
+        <w:jc w:val="both"/>
+        <w:rPr>
+          <w:rFonts w:ascii="Times New Roman" w:hAnsi="Times New Roman" w:cs="Times New Roman"/>
+          <w:lang w:val="tr-TR"/>
+        </w:rPr>
+      </w:pPr>
+      <w:r>
+        <w:rPr>
+          <w:rFonts w:ascii="Times New Roman" w:hAnsi="Times New Roman" w:cs="Times New Roman"/>
+          <w:lang w:val="tr-TR"/>
+        </w:rPr>
+        <w:t xml:space="preserve">……………………………………………………………………………………………</w:t>
+      </w:r>
+    </w:p>
+    <w:p>
+      <w:pPr>
         <w:jc w:val="both"/>
         <w:rPr>
           <w:rFonts w:ascii="Times New Roman" w:hAnsi="Times New Roman" w:cs="Times New Roman"/>
@@ -1185,7 +1297,7 @@
           <w:rFonts w:ascii="Times New Roman" w:hAnsi="Times New Roman" w:cs="Times New Roman"/>
           <w:lang w:val="tr-TR"/>
         </w:rPr>
-        <w:t xml:space="preserve">Aşağıda bir homojen ve bir heterojen denge tepkimesine ait denge derişimleri verilmiştir.</w:t>
+        <w:t xml:space="preserve">Aşağıda bir homojen ve bir heterojen denge tepkimesine ait, sabit bir sıcaklıkta yapılan deneylerde ölçülen denge derişimleri ve bu sıcaklıktaki denge sabiti değerleri verilmiştir.</w:t>
       </w:r>
     </w:p>
     <w:p>
@@ -1206,8 +1318,8 @@
       <w:r>
         <w:rPr>
           <w:rFonts w:ascii="Times New Roman" w:hAnsi="Times New Roman" w:cs="Times New Roman"/>
+          <w:lang w:val="tr-TR"/>
           <w:vertAlign w:val="subscript"/>
-          <w:lang w:val="tr-TR"/>
         </w:rPr>
         <w:t xml:space="preserve">2</w:t>
       </w:r>
@@ -1221,8 +1333,8 @@
       <w:r>
         <w:rPr>
           <w:rFonts w:ascii="Times New Roman" w:hAnsi="Times New Roman" w:cs="Times New Roman"/>
+          <w:lang w:val="tr-TR"/>
           <w:vertAlign w:val="subscript"/>
-          <w:lang w:val="tr-TR"/>
         </w:rPr>
         <w:t xml:space="preserve">4</w:t>
       </w:r>
@@ -1236,8 +1348,8 @@
       <w:r>
         <w:rPr>
           <w:rFonts w:ascii="Times New Roman" w:hAnsi="Times New Roman" w:cs="Times New Roman"/>
+          <w:lang w:val="tr-TR"/>
           <w:vertAlign w:val="subscript"/>
-          <w:lang w:val="tr-TR"/>
         </w:rPr>
         <w:t xml:space="preserve">2</w:t>
       </w:r>
@@ -1246,7 +1358,22 @@
           <w:rFonts w:ascii="Times New Roman" w:hAnsi="Times New Roman" w:cs="Times New Roman"/>
           <w:lang w:val="tr-TR"/>
         </w:rPr>
-        <w:t xml:space="preserve">(g)</w:t>
+        <w:t xml:space="preserve">(g)          K</w:t>
+      </w:r>
+      <w:r>
+        <w:rPr>
+          <w:rFonts w:ascii="Times New Roman" w:hAnsi="Times New Roman" w:cs="Times New Roman"/>
+          <w:lang w:val="tr-TR"/>
+          <w:vertAlign w:val="subscript"/>
+        </w:rPr>
+        <w:t xml:space="preserve">c</w:t>
+      </w:r>
+      <w:r>
+        <w:rPr>
+          <w:rFonts w:ascii="Times New Roman" w:hAnsi="Times New Roman" w:cs="Times New Roman"/>
+          <w:lang w:val="tr-TR"/>
+        </w:rPr>
+        <w:t xml:space="preserve"> = 0,20</w:t>
       </w:r>
     </w:p>
     <w:tbl>
@@ -1641,8 +1768,8 @@
       <w:r>
         <w:rPr>
           <w:rFonts w:ascii="Times New Roman" w:hAnsi="Times New Roman" w:cs="Times New Roman"/>
+          <w:lang w:val="tr-TR"/>
           <w:vertAlign w:val="subscript"/>
-          <w:lang w:val="tr-TR"/>
         </w:rPr>
         <w:t xml:space="preserve">3</w:t>
       </w:r>
@@ -1656,8 +1783,8 @@
       <w:r>
         <w:rPr>
           <w:rFonts w:ascii="Times New Roman" w:hAnsi="Times New Roman" w:cs="Times New Roman"/>
+          <w:lang w:val="tr-TR"/>
           <w:vertAlign w:val="subscript"/>
-          <w:lang w:val="tr-TR"/>
         </w:rPr>
         <w:t xml:space="preserve">2</w:t>
       </w:r>
@@ -1666,7 +1793,22 @@
           <w:rFonts w:ascii="Times New Roman" w:hAnsi="Times New Roman" w:cs="Times New Roman"/>
           <w:lang w:val="tr-TR"/>
         </w:rPr>
-        <w:t xml:space="preserve">(g)</w:t>
+        <w:t xml:space="preserve">(g)          K</w:t>
+      </w:r>
+      <w:r>
+        <w:rPr>
+          <w:rFonts w:ascii="Times New Roman" w:hAnsi="Times New Roman" w:cs="Times New Roman"/>
+          <w:lang w:val="tr-TR"/>
+          <w:vertAlign w:val="subscript"/>
+        </w:rPr>
+        <w:t xml:space="preserve">c</w:t>
+      </w:r>
+      <w:r>
+        <w:rPr>
+          <w:rFonts w:ascii="Times New Roman" w:hAnsi="Times New Roman" w:cs="Times New Roman"/>
+          <w:lang w:val="tr-TR"/>
+        </w:rPr>
+        <w:t xml:space="preserve"> = 0,010</w:t>
       </w:r>
     </w:p>
     <w:tbl>
@@ -2259,7 +2401,7 @@
           <w:rFonts w:ascii="Times New Roman" w:hAnsi="Times New Roman" w:cs="Times New Roman"/>
           <w:lang w:val="tr-TR"/>
         </w:rPr>
-        <w:t xml:space="preserve"> tepkimesi için 1. aşamada keşfettiğiniz örüntüyü kullanarak her deneyde sabit kalan oranı bulunuz.</w:t>
+        <w:t xml:space="preserve"> tepkimesi için 1. aşamada keşfettiğiniz örüntüyü kullanarak her deneyde sabit kalan oranı bulunuz. Bulduğunuz değeri verilen denge sabiti değeriyle karşılaştırınız.</w:t>
       </w:r>
     </w:p>
     <w:p>
@@ -2336,8 +2478,8 @@
       <w:r>
         <w:rPr>
           <w:rFonts w:ascii="Times New Roman" w:hAnsi="Times New Roman" w:cs="Times New Roman"/>
+          <w:lang w:val="tr-TR"/>
           <w:vertAlign w:val="subscript"/>
-          <w:lang w:val="tr-TR"/>
         </w:rPr>
         <w:t xml:space="preserve">3</w:t>
       </w:r>
@@ -2351,8 +2493,8 @@
       <w:r>
         <w:rPr>
           <w:rFonts w:ascii="Times New Roman" w:hAnsi="Times New Roman" w:cs="Times New Roman"/>
+          <w:lang w:val="tr-TR"/>
           <w:vertAlign w:val="subscript"/>
-          <w:lang w:val="tr-TR"/>
         </w:rPr>
         <w:t xml:space="preserve">2</w:t>
       </w:r>
@@ -2366,8 +2508,8 @@
       <w:r>
         <w:rPr>
           <w:rFonts w:ascii="Times New Roman" w:hAnsi="Times New Roman" w:cs="Times New Roman"/>
+          <w:lang w:val="tr-TR"/>
           <w:vertAlign w:val="subscript"/>
-          <w:lang w:val="tr-TR"/>
         </w:rPr>
         <w:t xml:space="preserve">2</w:t>
       </w:r>
@@ -2376,7 +2518,22 @@
           <w:rFonts w:ascii="Times New Roman" w:hAnsi="Times New Roman" w:cs="Times New Roman"/>
           <w:lang w:val="tr-TR"/>
         </w:rPr>
-        <w:t xml:space="preserve"> derişimi neden değişmemektedir? Katı maddelerin denge ifadesinde yer alıp almaması gerektiğini tartışınız.</w:t>
+        <w:t xml:space="preserve"> derişimi neden değişmemektedir? Dengedeki CO</w:t>
+      </w:r>
+      <w:r>
+        <w:rPr>
+          <w:rFonts w:ascii="Times New Roman" w:hAnsi="Times New Roman" w:cs="Times New Roman"/>
+          <w:lang w:val="tr-TR"/>
+          <w:vertAlign w:val="subscript"/>
+        </w:rPr>
+        <w:t xml:space="preserve">2</w:t>
+      </w:r>
+      <w:r>
+        <w:rPr>
+          <w:rFonts w:ascii="Times New Roman" w:hAnsi="Times New Roman" w:cs="Times New Roman"/>
+          <w:lang w:val="tr-TR"/>
+        </w:rPr>
+        <w:t xml:space="preserve"> derişimini verilen denge sabiti değeriyle karşılaştırarak katı maddelerin denge sabiti ifadesinde yer alıp almaması gerektiğini tartışınız.</w:t>
       </w:r>
     </w:p>
     <w:p>
@@ -2601,29 +2758,13 @@
           <w:rFonts w:ascii="Times New Roman" w:hAnsi="Times New Roman" w:cs="Times New Roman"/>
           <w:lang w:val="tr-TR"/>
         </w:rPr>
-        <w:t xml:space="preserve">Analiz ve Keşif Atölyesi 2.3.’te aynı sıcaklıkta farklı başlangıç derişimleriyle yapılan deneylerde ürün derişimlerinin katsayı kadar kuvvetlerinin çarpımının, tepken derişimlerinin katsayı kadar kuvvetlerinin çarpımına oranının sabit kaldığı görülmüştür. Bu sabit değere </w:t>
-      </w:r>
-      <w:r>
-        <w:rPr>
-          <w:rFonts w:ascii="Times New Roman" w:hAnsi="Times New Roman" w:cs="Times New Roman"/>
-          <w:b/>
-          <w:bCs/>
-          <w:lang w:val="tr-TR"/>
-        </w:rPr>
-        <w:t xml:space="preserve">denge sabiti</w:t>
-      </w:r>
-      <w:r>
-        <w:rPr>
-          <w:rFonts w:ascii="Times New Roman" w:hAnsi="Times New Roman" w:cs="Times New Roman"/>
-          <w:lang w:val="tr-TR"/>
-        </w:rPr>
-        <w:t xml:space="preserve"> denir ve K</w:t>
-      </w:r>
-      <w:r>
-        <w:rPr>
-          <w:rFonts w:ascii="Times New Roman" w:hAnsi="Times New Roman" w:cs="Times New Roman"/>
+        <w:t xml:space="preserve">Analiz ve Keşif Atölyesi 2.3.’te ulaştığınız genelleme şöyle ifade edilir: Belirli bir sıcaklıkta dengedeki bir sistemde ürünlerin denge derişimlerinin katsayıları kadar kuvvetlerinin çarpımının, tepkenlerin denge derişimlerinin katsayıları kadar kuvvetlerinin çarpımına oranı sabittir. Bu sabite derişimler türünden denge sabiti denir ve K</w:t>
+      </w:r>
+      <w:r>
+        <w:rPr>
+          <w:rFonts w:ascii="Times New Roman" w:hAnsi="Times New Roman" w:cs="Times New Roman"/>
+          <w:lang w:val="tr-TR"/>
           <w:vertAlign w:val="subscript"/>
-          <w:lang w:val="tr-TR"/>
         </w:rPr>
         <w:t xml:space="preserve">c</w:t>
       </w:r>
@@ -2859,7 +3000,7 @@
           <w:rFonts w:ascii="Times New Roman" w:hAnsi="Times New Roman" w:cs="Times New Roman"/>
           <w:lang w:val="tr-TR"/>
         </w:rPr>
-        <w:t xml:space="preserve">Etkinliğin 1. aşamasında sabit kalan oranın (yaklaşık 50) hız sabitlerinin oranına (k</w:t>
+        <w:t xml:space="preserve">Denge sabiti ile hız sabitleri arasındaki ilişki, tek basamakta gerçekleşen tepkimelerde hız denklemleriyle açıklanabilir. Böyle bir tepkimede ileri tepkimenin hızı r</w:t>
       </w:r>
       <w:r>
         <w:rPr>
@@ -2874,6 +3015,261 @@
           <w:rFonts w:ascii="Times New Roman" w:hAnsi="Times New Roman" w:cs="Times New Roman"/>
           <w:lang w:val="tr-TR"/>
         </w:rPr>
+        <w:t xml:space="preserve"> = k</w:t>
+      </w:r>
+      <w:r>
+        <w:rPr>
+          <w:rFonts w:ascii="Times New Roman" w:hAnsi="Times New Roman" w:cs="Times New Roman"/>
+          <w:lang w:val="tr-TR"/>
+          <w:vertAlign w:val="subscript"/>
+        </w:rPr>
+        <w:t xml:space="preserve">i</w:t>
+      </w:r>
+      <w:r>
+        <w:rPr>
+          <w:rFonts w:ascii="Times New Roman" w:hAnsi="Times New Roman" w:cs="Times New Roman"/>
+          <w:lang w:val="tr-TR"/>
+        </w:rPr>
+        <w:t xml:space="preserve">[A]</w:t>
+      </w:r>
+      <w:r>
+        <w:rPr>
+          <w:rFonts w:ascii="Times New Roman" w:hAnsi="Times New Roman" w:cs="Times New Roman"/>
+          <w:lang w:val="tr-TR"/>
+          <w:vertAlign w:val="superscript"/>
+        </w:rPr>
+        <w:t xml:space="preserve">a</w:t>
+      </w:r>
+      <w:r>
+        <w:rPr>
+          <w:rFonts w:ascii="Times New Roman" w:hAnsi="Times New Roman" w:cs="Times New Roman"/>
+          <w:lang w:val="tr-TR"/>
+        </w:rPr>
+        <w:t xml:space="preserve">[B]</w:t>
+      </w:r>
+      <w:r>
+        <w:rPr>
+          <w:rFonts w:ascii="Times New Roman" w:hAnsi="Times New Roman" w:cs="Times New Roman"/>
+          <w:lang w:val="tr-TR"/>
+          <w:vertAlign w:val="superscript"/>
+        </w:rPr>
+        <w:t xml:space="preserve">b</w:t>
+      </w:r>
+      <w:r>
+        <w:rPr>
+          <w:rFonts w:ascii="Times New Roman" w:hAnsi="Times New Roman" w:cs="Times New Roman"/>
+          <w:lang w:val="tr-TR"/>
+        </w:rPr>
+        <w:t xml:space="preserve">, geri tepkimenin hızı r</w:t>
+      </w:r>
+      <w:r>
+        <w:rPr>
+          <w:rFonts w:ascii="Times New Roman" w:hAnsi="Times New Roman" w:cs="Times New Roman"/>
+          <w:lang w:val="tr-TR"/>
+          <w:vertAlign w:val="subscript"/>
+        </w:rPr>
+        <w:t xml:space="preserve">g</w:t>
+      </w:r>
+      <w:r>
+        <w:rPr>
+          <w:rFonts w:ascii="Times New Roman" w:hAnsi="Times New Roman" w:cs="Times New Roman"/>
+          <w:lang w:val="tr-TR"/>
+        </w:rPr>
+        <w:t xml:space="preserve"> = k</w:t>
+      </w:r>
+      <w:r>
+        <w:rPr>
+          <w:rFonts w:ascii="Times New Roman" w:hAnsi="Times New Roman" w:cs="Times New Roman"/>
+          <w:lang w:val="tr-TR"/>
+          <w:vertAlign w:val="subscript"/>
+        </w:rPr>
+        <w:t xml:space="preserve">g</w:t>
+      </w:r>
+      <w:r>
+        <w:rPr>
+          <w:rFonts w:ascii="Times New Roman" w:hAnsi="Times New Roman" w:cs="Times New Roman"/>
+          <w:lang w:val="tr-TR"/>
+        </w:rPr>
+        <w:t xml:space="preserve">[C]</w:t>
+      </w:r>
+      <w:r>
+        <w:rPr>
+          <w:rFonts w:ascii="Times New Roman" w:hAnsi="Times New Roman" w:cs="Times New Roman"/>
+          <w:lang w:val="tr-TR"/>
+          <w:vertAlign w:val="superscript"/>
+        </w:rPr>
+        <w:t xml:space="preserve">c</w:t>
+      </w:r>
+      <w:r>
+        <w:rPr>
+          <w:rFonts w:ascii="Times New Roman" w:hAnsi="Times New Roman" w:cs="Times New Roman"/>
+          <w:lang w:val="tr-TR"/>
+        </w:rPr>
+        <w:t xml:space="preserve">[D]</w:t>
+      </w:r>
+      <w:r>
+        <w:rPr>
+          <w:rFonts w:ascii="Times New Roman" w:hAnsi="Times New Roman" w:cs="Times New Roman"/>
+          <w:lang w:val="tr-TR"/>
+          <w:vertAlign w:val="superscript"/>
+        </w:rPr>
+        <w:t xml:space="preserve">d</w:t>
+      </w:r>
+      <w:r>
+        <w:rPr>
+          <w:rFonts w:ascii="Times New Roman" w:hAnsi="Times New Roman" w:cs="Times New Roman"/>
+          <w:lang w:val="tr-TR"/>
+        </w:rPr>
+        <w:t xml:space="preserve"> şeklinde yazılır. Dengede r</w:t>
+      </w:r>
+      <w:r>
+        <w:rPr>
+          <w:rFonts w:ascii="Times New Roman" w:hAnsi="Times New Roman" w:cs="Times New Roman"/>
+          <w:lang w:val="tr-TR"/>
+          <w:vertAlign w:val="subscript"/>
+        </w:rPr>
+        <w:t xml:space="preserve">i</w:t>
+      </w:r>
+      <w:r>
+        <w:rPr>
+          <w:rFonts w:ascii="Times New Roman" w:hAnsi="Times New Roman" w:cs="Times New Roman"/>
+          <w:lang w:val="tr-TR"/>
+        </w:rPr>
+        <w:t xml:space="preserve"> = r</w:t>
+      </w:r>
+      <w:r>
+        <w:rPr>
+          <w:rFonts w:ascii="Times New Roman" w:hAnsi="Times New Roman" w:cs="Times New Roman"/>
+          <w:lang w:val="tr-TR"/>
+          <w:vertAlign w:val="subscript"/>
+        </w:rPr>
+        <w:t xml:space="preserve">g</w:t>
+      </w:r>
+      <w:r>
+        <w:rPr>
+          <w:rFonts w:ascii="Times New Roman" w:hAnsi="Times New Roman" w:cs="Times New Roman"/>
+          <w:lang w:val="tr-TR"/>
+        </w:rPr>
+        <w:t xml:space="preserve"> olduğundan k</w:t>
+      </w:r>
+      <w:r>
+        <w:rPr>
+          <w:rFonts w:ascii="Times New Roman" w:hAnsi="Times New Roman" w:cs="Times New Roman"/>
+          <w:lang w:val="tr-TR"/>
+          <w:vertAlign w:val="subscript"/>
+        </w:rPr>
+        <w:t xml:space="preserve">i</w:t>
+      </w:r>
+      <w:r>
+        <w:rPr>
+          <w:rFonts w:ascii="Times New Roman" w:hAnsi="Times New Roman" w:cs="Times New Roman"/>
+          <w:lang w:val="tr-TR"/>
+        </w:rPr>
+        <w:t xml:space="preserve">[A]</w:t>
+      </w:r>
+      <w:r>
+        <w:rPr>
+          <w:rFonts w:ascii="Times New Roman" w:hAnsi="Times New Roman" w:cs="Times New Roman"/>
+          <w:lang w:val="tr-TR"/>
+          <w:vertAlign w:val="superscript"/>
+        </w:rPr>
+        <w:t xml:space="preserve">a</w:t>
+      </w:r>
+      <w:r>
+        <w:rPr>
+          <w:rFonts w:ascii="Times New Roman" w:hAnsi="Times New Roman" w:cs="Times New Roman"/>
+          <w:lang w:val="tr-TR"/>
+        </w:rPr>
+        <w:t xml:space="preserve">[B]</w:t>
+      </w:r>
+      <w:r>
+        <w:rPr>
+          <w:rFonts w:ascii="Times New Roman" w:hAnsi="Times New Roman" w:cs="Times New Roman"/>
+          <w:lang w:val="tr-TR"/>
+          <w:vertAlign w:val="superscript"/>
+        </w:rPr>
+        <w:t xml:space="preserve">b</w:t>
+      </w:r>
+      <w:r>
+        <w:rPr>
+          <w:rFonts w:ascii="Times New Roman" w:hAnsi="Times New Roman" w:cs="Times New Roman"/>
+          <w:lang w:val="tr-TR"/>
+        </w:rPr>
+        <w:t xml:space="preserve"> = k</w:t>
+      </w:r>
+      <w:r>
+        <w:rPr>
+          <w:rFonts w:ascii="Times New Roman" w:hAnsi="Times New Roman" w:cs="Times New Roman"/>
+          <w:lang w:val="tr-TR"/>
+          <w:vertAlign w:val="subscript"/>
+        </w:rPr>
+        <w:t xml:space="preserve">g</w:t>
+      </w:r>
+      <w:r>
+        <w:rPr>
+          <w:rFonts w:ascii="Times New Roman" w:hAnsi="Times New Roman" w:cs="Times New Roman"/>
+          <w:lang w:val="tr-TR"/>
+        </w:rPr>
+        <w:t xml:space="preserve">[C]</w:t>
+      </w:r>
+      <w:r>
+        <w:rPr>
+          <w:rFonts w:ascii="Times New Roman" w:hAnsi="Times New Roman" w:cs="Times New Roman"/>
+          <w:lang w:val="tr-TR"/>
+          <w:vertAlign w:val="superscript"/>
+        </w:rPr>
+        <w:t xml:space="preserve">c</w:t>
+      </w:r>
+      <w:r>
+        <w:rPr>
+          <w:rFonts w:ascii="Times New Roman" w:hAnsi="Times New Roman" w:cs="Times New Roman"/>
+          <w:lang w:val="tr-TR"/>
+        </w:rPr>
+        <w:t xml:space="preserve">[D]</w:t>
+      </w:r>
+      <w:r>
+        <w:rPr>
+          <w:rFonts w:ascii="Times New Roman" w:hAnsi="Times New Roman" w:cs="Times New Roman"/>
+          <w:lang w:val="tr-TR"/>
+          <w:vertAlign w:val="superscript"/>
+        </w:rPr>
+        <w:t xml:space="preserve">d</w:t>
+      </w:r>
+      <w:r>
+        <w:rPr>
+          <w:rFonts w:ascii="Times New Roman" w:hAnsi="Times New Roman" w:cs="Times New Roman"/>
+          <w:lang w:val="tr-TR"/>
+        </w:rPr>
+        <w:t xml:space="preserve"> eşitliği elde edilir ve buradan K</w:t>
+      </w:r>
+      <w:r>
+        <w:rPr>
+          <w:rFonts w:ascii="Times New Roman" w:hAnsi="Times New Roman" w:cs="Times New Roman"/>
+          <w:lang w:val="tr-TR"/>
+          <w:vertAlign w:val="subscript"/>
+        </w:rPr>
+        <w:t xml:space="preserve">c</w:t>
+      </w:r>
+      <w:r>
+        <w:rPr>
+          <w:rFonts w:ascii="Times New Roman" w:hAnsi="Times New Roman" w:cs="Times New Roman"/>
+          <w:lang w:val="tr-TR"/>
+        </w:rPr>
+        <w:t xml:space="preserve"> = k</w:t>
+      </w:r>
+      <w:r>
+        <w:rPr>
+          <w:rFonts w:ascii="Times New Roman" w:hAnsi="Times New Roman" w:cs="Times New Roman"/>
+          <w:lang w:val="tr-TR"/>
+          <w:vertAlign w:val="subscript"/>
+        </w:rPr>
+        <w:t xml:space="preserve">i</w:t>
+      </w:r>
+      <w:r>
+        <w:rPr>
+          <w:rFonts w:ascii="Times New Roman" w:hAnsi="Times New Roman" w:cs="Times New Roman"/>
+          <w:lang w:val="tr-TR"/>
+        </w:rPr>
         <w:t xml:space="preserve"> / k</w:t>
       </w:r>
       <w:r>
@@ -2889,7 +3285,7 @@
           <w:rFonts w:ascii="Times New Roman" w:hAnsi="Times New Roman" w:cs="Times New Roman"/>
           <w:lang w:val="tr-TR"/>
         </w:rPr>
-        <w:t xml:space="preserve"> = 0,50 / 0,010 = 50) eşit olduğunu fark ettiniz. Bu eşitlik hız denklemleriyle açıklanabilir: Tek basamaklı bir tepkimede dengede ileri ve geri tepkime hızları eşit olduğundan k</w:t>
+        <w:t xml:space="preserve"> bağıntısına ulaşılır. Çok basamaklı tepkimelerde de denge sabiti ifadesi, net tepkime denklemindeki katsayılar üs olarak alınarak aynı şekilde yazılır. Hız sabitleri başlangıç derişimlerinden bağımsızdır; katalizör ise ileri ve geri tepkimelerin hız sabitlerini aynı oranda artırdığı için k</w:t>
       </w:r>
       <w:r>
         <w:rPr>
@@ -2904,37 +3300,7 @@
           <w:rFonts w:ascii="Times New Roman" w:hAnsi="Times New Roman" w:cs="Times New Roman"/>
           <w:lang w:val="tr-TR"/>
         </w:rPr>
-        <w:t xml:space="preserve">[A]</w:t>
-      </w:r>
-      <w:r>
-        <w:rPr>
-          <w:rFonts w:ascii="Times New Roman" w:hAnsi="Times New Roman" w:cs="Times New Roman"/>
-          <w:lang w:val="tr-TR"/>
-          <w:vertAlign w:val="superscript"/>
-        </w:rPr>
-        <w:t xml:space="preserve">a</w:t>
-      </w:r>
-      <w:r>
-        <w:rPr>
-          <w:rFonts w:ascii="Times New Roman" w:hAnsi="Times New Roman" w:cs="Times New Roman"/>
-          <w:lang w:val="tr-TR"/>
-        </w:rPr>
-        <w:t xml:space="preserve">[B]</w:t>
-      </w:r>
-      <w:r>
-        <w:rPr>
-          <w:rFonts w:ascii="Times New Roman" w:hAnsi="Times New Roman" w:cs="Times New Roman"/>
-          <w:lang w:val="tr-TR"/>
-          <w:vertAlign w:val="superscript"/>
-        </w:rPr>
-        <w:t xml:space="preserve">b</w:t>
-      </w:r>
-      <w:r>
-        <w:rPr>
-          <w:rFonts w:ascii="Times New Roman" w:hAnsi="Times New Roman" w:cs="Times New Roman"/>
-          <w:lang w:val="tr-TR"/>
-        </w:rPr>
-        <w:t xml:space="preserve"> = k</w:t>
+        <w:t xml:space="preserve"> / k</w:t>
       </w:r>
       <w:r>
         <w:rPr>
@@ -2949,97 +3315,7 @@
           <w:rFonts w:ascii="Times New Roman" w:hAnsi="Times New Roman" w:cs="Times New Roman"/>
           <w:lang w:val="tr-TR"/>
         </w:rPr>
-        <w:t xml:space="preserve">[C]</w:t>
-      </w:r>
-      <w:r>
-        <w:rPr>
-          <w:rFonts w:ascii="Times New Roman" w:hAnsi="Times New Roman" w:cs="Times New Roman"/>
-          <w:lang w:val="tr-TR"/>
-          <w:vertAlign w:val="superscript"/>
-        </w:rPr>
-        <w:t xml:space="preserve">c</w:t>
-      </w:r>
-      <w:r>
-        <w:rPr>
-          <w:rFonts w:ascii="Times New Roman" w:hAnsi="Times New Roman" w:cs="Times New Roman"/>
-          <w:lang w:val="tr-TR"/>
-        </w:rPr>
-        <w:t xml:space="preserve">[D]</w:t>
-      </w:r>
-      <w:r>
-        <w:rPr>
-          <w:rFonts w:ascii="Times New Roman" w:hAnsi="Times New Roman" w:cs="Times New Roman"/>
-          <w:lang w:val="tr-TR"/>
-          <w:vertAlign w:val="superscript"/>
-        </w:rPr>
-        <w:t xml:space="preserve">d</w:t>
-      </w:r>
-      <w:r>
-        <w:rPr>
-          <w:rFonts w:ascii="Times New Roman" w:hAnsi="Times New Roman" w:cs="Times New Roman"/>
-          <w:lang w:val="tr-TR"/>
-        </w:rPr>
-        <w:t xml:space="preserve"> yazılabilir. Buradan K</w:t>
-      </w:r>
-      <w:r>
-        <w:rPr>
-          <w:rFonts w:ascii="Times New Roman" w:hAnsi="Times New Roman" w:cs="Times New Roman"/>
-          <w:lang w:val="tr-TR"/>
-          <w:vertAlign w:val="subscript"/>
-        </w:rPr>
-        <w:t xml:space="preserve">c</w:t>
-      </w:r>
-      <w:r>
-        <w:rPr>
-          <w:rFonts w:ascii="Times New Roman" w:hAnsi="Times New Roman" w:cs="Times New Roman"/>
-          <w:lang w:val="tr-TR"/>
-        </w:rPr>
-        <w:t xml:space="preserve"> = k</w:t>
-      </w:r>
-      <w:r>
-        <w:rPr>
-          <w:rFonts w:ascii="Times New Roman" w:hAnsi="Times New Roman" w:cs="Times New Roman"/>
-          <w:lang w:val="tr-TR"/>
-          <w:vertAlign w:val="subscript"/>
-        </w:rPr>
-        <w:t xml:space="preserve">i</w:t>
-      </w:r>
-      <w:r>
-        <w:rPr>
-          <w:rFonts w:ascii="Times New Roman" w:hAnsi="Times New Roman" w:cs="Times New Roman"/>
-          <w:lang w:val="tr-TR"/>
-        </w:rPr>
-        <w:t xml:space="preserve"> / k</w:t>
-      </w:r>
-      <w:r>
-        <w:rPr>
-          <w:rFonts w:ascii="Times New Roman" w:hAnsi="Times New Roman" w:cs="Times New Roman"/>
-          <w:lang w:val="tr-TR"/>
-          <w:vertAlign w:val="subscript"/>
-        </w:rPr>
-        <w:t xml:space="preserve">g</w:t>
-      </w:r>
-      <w:r>
-        <w:rPr>
-          <w:rFonts w:ascii="Times New Roman" w:hAnsi="Times New Roman" w:cs="Times New Roman"/>
-          <w:lang w:val="tr-TR"/>
-        </w:rPr>
-        <w:t xml:space="preserve"> bağıntısı elde edilir. Hız sabitleri başlangıç derişimlerine bağlı olmadığından, üç farklı başlangıç durumunda aynı K</w:t>
-      </w:r>
-      <w:r>
-        <w:rPr>
-          <w:rFonts w:ascii="Times New Roman" w:hAnsi="Times New Roman" w:cs="Times New Roman"/>
-          <w:lang w:val="tr-TR"/>
-          <w:vertAlign w:val="subscript"/>
-        </w:rPr>
-        <w:t xml:space="preserve">c</w:t>
-      </w:r>
-      <w:r>
-        <w:rPr>
-          <w:rFonts w:ascii="Times New Roman" w:hAnsi="Times New Roman" w:cs="Times New Roman"/>
-          <w:lang w:val="tr-TR"/>
-        </w:rPr>
-        <w:t xml:space="preserve"> değerinin bulunması bu bağıntıyla uyumludur. Denge sabiti yalnızca sıcaklığa bağlıdır; başlangıç derişimlerine, kabın hacmine ya da katalizöre bağlı değildir. Denge sabiti birimsiz olarak ifade edilir.</w:t>
+        <w:t xml:space="preserve"> oranını değiştirmez. Bu nedenle belirli bir tepkime denklemi için denge sabiti yalnızca sıcaklığa bağlıdır; başlangıç derişimlerine, kabın hacmine ya da katalizöre bağlı değildir. Denge sabiti birimsiz olarak ifade edilir.</w:t>
       </w:r>
     </w:p>
     <w:p>
@@ -3055,7 +3331,7 @@
           <w:rFonts w:ascii="Times New Roman" w:hAnsi="Times New Roman" w:cs="Times New Roman"/>
           <w:lang w:val="tr-TR"/>
         </w:rPr>
-        <w:t xml:space="preserve">Analiz ve Keşif Atölyesi 2.3.’ün 2. aşamasında CaCO</w:t>
+        <w:t xml:space="preserve">Denge tepkimeleri maddelerin fiziksel hâllerine göre de sınıflandırılır. Tepkimedeki tüm maddelerin aynı fiziksel hâlde (fazda) bulunduğu dengelere homojen denge, en az bir maddenin farklı fiziksel hâlde bulunduğu dengelere ise heterojen denge denir. Örneğin metanol üretiminde kurulan CO(g) + 2H</w:t>
       </w:r>
       <w:r>
         <w:rPr>
@@ -3063,6 +3339,21 @@
           <w:lang w:val="tr-TR"/>
           <w:vertAlign w:val="subscript"/>
         </w:rPr>
+        <w:t xml:space="preserve">2</w:t>
+      </w:r>
+      <w:r>
+        <w:rPr>
+          <w:rFonts w:ascii="Times New Roman" w:hAnsi="Times New Roman" w:cs="Times New Roman"/>
+          <w:lang w:val="tr-TR"/>
+        </w:rPr>
+        <w:t xml:space="preserve">(g) ⇌ CH</w:t>
+      </w:r>
+      <w:r>
+        <w:rPr>
+          <w:rFonts w:ascii="Times New Roman" w:hAnsi="Times New Roman" w:cs="Times New Roman"/>
+          <w:lang w:val="tr-TR"/>
+          <w:vertAlign w:val="subscript"/>
+        </w:rPr>
         <w:t xml:space="preserve">3</w:t>
       </w:r>
       <w:r>
@@ -3070,7 +3361,7 @@
           <w:rFonts w:ascii="Times New Roman" w:hAnsi="Times New Roman" w:cs="Times New Roman"/>
           <w:lang w:val="tr-TR"/>
         </w:rPr>
-        <w:t xml:space="preserve">(k) ⇌ CaO(k) + CO</w:t>
+        <w:t xml:space="preserve">OH(g) dengesi homojen, yüksek fırında demir elde edilirken kurulan Fe</w:t>
       </w:r>
       <w:r>
         <w:rPr>
@@ -3085,7 +3376,7 @@
           <w:rFonts w:ascii="Times New Roman" w:hAnsi="Times New Roman" w:cs="Times New Roman"/>
           <w:lang w:val="tr-TR"/>
         </w:rPr>
-        <w:t xml:space="preserve">(g) tepkimesinde kaba konulan katı kütlesi değiştiği hâlde dengedeki CO</w:t>
+        <w:t xml:space="preserve">O</w:t>
       </w:r>
       <w:r>
         <w:rPr>
@@ -3093,6 +3384,21 @@
           <w:lang w:val="tr-TR"/>
           <w:vertAlign w:val="subscript"/>
         </w:rPr>
+        <w:t xml:space="preserve">3</w:t>
+      </w:r>
+      <w:r>
+        <w:rPr>
+          <w:rFonts w:ascii="Times New Roman" w:hAnsi="Times New Roman" w:cs="Times New Roman"/>
+          <w:lang w:val="tr-TR"/>
+        </w:rPr>
+        <w:t xml:space="preserve">(k) + 3CO(g) ⇌ 2Fe(k) + 3CO</w:t>
+      </w:r>
+      <w:r>
+        <w:rPr>
+          <w:rFonts w:ascii="Times New Roman" w:hAnsi="Times New Roman" w:cs="Times New Roman"/>
+          <w:lang w:val="tr-TR"/>
+          <w:vertAlign w:val="subscript"/>
+        </w:rPr>
         <w:t xml:space="preserve">2</w:t>
       </w:r>
       <w:r>
@@ -3100,7 +3406,7 @@
           <w:rFonts w:ascii="Times New Roman" w:hAnsi="Times New Roman" w:cs="Times New Roman"/>
           <w:lang w:val="tr-TR"/>
         </w:rPr>
-        <w:t xml:space="preserve"> derişiminin hep aynı kaldığını gördünüz. Bu dengede katı ve gaz maddeler bir arada bulunurken N</w:t>
+        <w:t xml:space="preserve">(g) dengesi ise heterojendir. Sıcaklık sabit kaldığı sürece saf katıların ve saf sıvıların derişimleri değişmediğinden bu maddeler denge sabiti ifadesinde yer almaz. Buna göre demir(III) oksit dengesi için K</w:t>
       </w:r>
       <w:r>
         <w:rPr>
@@ -3108,6 +3414,21 @@
           <w:lang w:val="tr-TR"/>
           <w:vertAlign w:val="subscript"/>
         </w:rPr>
+        <w:t xml:space="preserve">c</w:t>
+      </w:r>
+      <w:r>
+        <w:rPr>
+          <w:rFonts w:ascii="Times New Roman" w:hAnsi="Times New Roman" w:cs="Times New Roman"/>
+          <w:lang w:val="tr-TR"/>
+        </w:rPr>
+        <w:t xml:space="preserve"> = [CO</w:t>
+      </w:r>
+      <w:r>
+        <w:rPr>
+          <w:rFonts w:ascii="Times New Roman" w:hAnsi="Times New Roman" w:cs="Times New Roman"/>
+          <w:lang w:val="tr-TR"/>
+          <w:vertAlign w:val="subscript"/>
+        </w:rPr>
         <w:t xml:space="preserve">2</w:t>
       </w:r>
       <w:r>
@@ -3115,43 +3436,13 @@
           <w:rFonts w:ascii="Times New Roman" w:hAnsi="Times New Roman" w:cs="Times New Roman"/>
           <w:lang w:val="tr-TR"/>
         </w:rPr>
-        <w:t xml:space="preserve">O</w:t>
-      </w:r>
-      <w:r>
-        <w:rPr>
-          <w:rFonts w:ascii="Times New Roman" w:hAnsi="Times New Roman" w:cs="Times New Roman"/>
-          <w:lang w:val="tr-TR"/>
-          <w:vertAlign w:val="subscript"/>
-        </w:rPr>
-        <w:t xml:space="preserve">4</w:t>
-      </w:r>
-      <w:r>
-        <w:rPr>
-          <w:rFonts w:ascii="Times New Roman" w:hAnsi="Times New Roman" w:cs="Times New Roman"/>
-          <w:lang w:val="tr-TR"/>
-        </w:rPr>
-        <w:t xml:space="preserve">(g) ⇌ 2NO</w:t>
-      </w:r>
-      <w:r>
-        <w:rPr>
-          <w:rFonts w:ascii="Times New Roman" w:hAnsi="Times New Roman" w:cs="Times New Roman"/>
-          <w:lang w:val="tr-TR"/>
-          <w:vertAlign w:val="subscript"/>
-        </w:rPr>
-        <w:t xml:space="preserve">2</w:t>
-      </w:r>
-      <w:r>
-        <w:rPr>
-          <w:rFonts w:ascii="Times New Roman" w:hAnsi="Times New Roman" w:cs="Times New Roman"/>
-          <w:lang w:val="tr-TR"/>
-        </w:rPr>
-        <w:t xml:space="preserve">(g) dengesindeki maddelerin tümü gaz hâlindedir. Tüm maddelerin aynı fiziksel hâlde bulunduğu dengelere homojen denge, maddelerin farklı fiziksel hâllerde bulunduğu dengelere ise heterojen denge denir. Saf katıların ve saf sıvıların derişimleri sabit olduğundan heterojen dengelerde bu maddeler denge sabiti ifadesinde yer almaz. Örneğin CaCO</w:t>
-      </w:r>
-      <w:r>
-        <w:rPr>
-          <w:rFonts w:ascii="Times New Roman" w:hAnsi="Times New Roman" w:cs="Times New Roman"/>
-          <w:lang w:val="tr-TR"/>
-          <w:vertAlign w:val="subscript"/>
+        <w:t xml:space="preserve">]</w:t>
+      </w:r>
+      <w:r>
+        <w:rPr>
+          <w:rFonts w:ascii="Times New Roman" w:hAnsi="Times New Roman" w:cs="Times New Roman"/>
+          <w:lang w:val="tr-TR"/>
+          <w:vertAlign w:val="superscript"/>
         </w:rPr>
         <w:t xml:space="preserve">3</w:t>
       </w:r>
@@ -3160,67 +3451,22 @@
           <w:rFonts w:ascii="Times New Roman" w:hAnsi="Times New Roman" w:cs="Times New Roman"/>
           <w:lang w:val="tr-TR"/>
         </w:rPr>
-        <w:t xml:space="preserve">(k) ⇌ CaO(k) + CO</w:t>
-      </w:r>
-      <w:r>
-        <w:rPr>
-          <w:rFonts w:ascii="Times New Roman" w:hAnsi="Times New Roman" w:cs="Times New Roman"/>
-          <w:lang w:val="tr-TR"/>
-          <w:vertAlign w:val="subscript"/>
-        </w:rPr>
-        <w:t xml:space="preserve">2</w:t>
-      </w:r>
-      <w:r>
-        <w:rPr>
-          <w:rFonts w:ascii="Times New Roman" w:hAnsi="Times New Roman" w:cs="Times New Roman"/>
-          <w:lang w:val="tr-TR"/>
-        </w:rPr>
-        <w:t xml:space="preserve">(g) tepkimesi için K</w:t>
-      </w:r>
-      <w:r>
-        <w:rPr>
-          <w:rFonts w:ascii="Times New Roman" w:hAnsi="Times New Roman" w:cs="Times New Roman"/>
-          <w:lang w:val="tr-TR"/>
-          <w:vertAlign w:val="subscript"/>
-        </w:rPr>
-        <w:t xml:space="preserve">c</w:t>
-      </w:r>
-      <w:r>
-        <w:rPr>
-          <w:rFonts w:ascii="Times New Roman" w:hAnsi="Times New Roman" w:cs="Times New Roman"/>
-          <w:lang w:val="tr-TR"/>
-        </w:rPr>
-        <w:t xml:space="preserve"> = [CO</w:t>
-      </w:r>
-      <w:r>
-        <w:rPr>
-          <w:rFonts w:ascii="Times New Roman" w:hAnsi="Times New Roman" w:cs="Times New Roman"/>
-          <w:lang w:val="tr-TR"/>
-          <w:vertAlign w:val="subscript"/>
-        </w:rPr>
-        <w:t xml:space="preserve">2</w:t>
-      </w:r>
-      <w:r>
-        <w:rPr>
-          <w:rFonts w:ascii="Times New Roman" w:hAnsi="Times New Roman" w:cs="Times New Roman"/>
-          <w:lang w:val="tr-TR"/>
-        </w:rPr>
-        <w:t xml:space="preserve">] şeklinde yazılır; etkinlikte CO</w:t>
-      </w:r>
-      <w:r>
-        <w:rPr>
-          <w:rFonts w:ascii="Times New Roman" w:hAnsi="Times New Roman" w:cs="Times New Roman"/>
-          <w:lang w:val="tr-TR"/>
-          <w:vertAlign w:val="subscript"/>
-        </w:rPr>
-        <w:t xml:space="preserve">2</w:t>
-      </w:r>
-      <w:r>
-        <w:rPr>
-          <w:rFonts w:ascii="Times New Roman" w:hAnsi="Times New Roman" w:cs="Times New Roman"/>
-          <w:lang w:val="tr-TR"/>
-        </w:rPr>
-        <w:t xml:space="preserve"> derişiminin katı miktarından bağımsız olması da bununla açıklanabilir. Sulu çözeltilerde gerçekleşen tepkimelerde çözücü olan suyun derişimi de sabit kabul edildiğinden su, denge ifadesine yazılmaz.</w:t>
+        <w:t xml:space="preserve"> / [CO]</w:t>
+      </w:r>
+      <w:r>
+        <w:rPr>
+          <w:rFonts w:ascii="Times New Roman" w:hAnsi="Times New Roman" w:cs="Times New Roman"/>
+          <w:lang w:val="tr-TR"/>
+          <w:vertAlign w:val="superscript"/>
+        </w:rPr>
+        <w:t xml:space="preserve">3</w:t>
+      </w:r>
+      <w:r>
+        <w:rPr>
+          <w:rFonts w:ascii="Times New Roman" w:hAnsi="Times New Roman" w:cs="Times New Roman"/>
+          <w:lang w:val="tr-TR"/>
+        </w:rPr>
+        <w:t xml:space="preserve"> yazılır. Sulu çözeltilerde gerçekleşen tepkimelerde çözücü olan suyun derişimi de sabit kabul edildiğinden su, denge sabiti ifadesine yazılmaz (Tablo A).</w:t>
       </w:r>
     </w:p>
     <w:p>
@@ -4849,13 +5095,13 @@
           <w:rFonts w:ascii="Times New Roman" w:hAnsi="Times New Roman" w:cs="Times New Roman"/>
           <w:lang w:val="tr-TR"/>
         </w:rPr>
-        <w:t xml:space="preserve">1 litrelik kapalı bir kaba 0,20 mol H</w:t>
-      </w:r>
-      <w:r>
-        <w:rPr>
-          <w:rFonts w:ascii="Times New Roman" w:hAnsi="Times New Roman" w:cs="Times New Roman"/>
+        <w:t xml:space="preserve">1 litrelik kapalı bir kaba 0,20 mol Br</w:t>
+      </w:r>
+      <w:r>
+        <w:rPr>
+          <w:rFonts w:ascii="Times New Roman" w:hAnsi="Times New Roman" w:cs="Times New Roman"/>
+          <w:lang w:val="tr-TR"/>
           <w:vertAlign w:val="subscript"/>
-          <w:lang w:val="tr-TR"/>
         </w:rPr>
         <w:t xml:space="preserve">2</w:t>
       </w:r>
@@ -4864,13 +5110,13 @@
           <w:rFonts w:ascii="Times New Roman" w:hAnsi="Times New Roman" w:cs="Times New Roman"/>
           <w:lang w:val="tr-TR"/>
         </w:rPr>
-        <w:t xml:space="preserve"> ve 0,20 mol I</w:t>
-      </w:r>
-      <w:r>
-        <w:rPr>
-          <w:rFonts w:ascii="Times New Roman" w:hAnsi="Times New Roman" w:cs="Times New Roman"/>
+        <w:t xml:space="preserve"> ve 0,20 mol Cl</w:t>
+      </w:r>
+      <w:r>
+        <w:rPr>
+          <w:rFonts w:ascii="Times New Roman" w:hAnsi="Times New Roman" w:cs="Times New Roman"/>
+          <w:lang w:val="tr-TR"/>
           <w:vertAlign w:val="subscript"/>
-          <w:lang w:val="tr-TR"/>
         </w:rPr>
         <w:t xml:space="preserve">2</w:t>
       </w:r>
@@ -4879,13 +5125,13 @@
           <w:rFonts w:ascii="Times New Roman" w:hAnsi="Times New Roman" w:cs="Times New Roman"/>
           <w:lang w:val="tr-TR"/>
         </w:rPr>
-        <w:t xml:space="preserve"> konuluyor. Belirli bir sıcaklıkta H</w:t>
-      </w:r>
-      <w:r>
-        <w:rPr>
-          <w:rFonts w:ascii="Times New Roman" w:hAnsi="Times New Roman" w:cs="Times New Roman"/>
+        <w:t xml:space="preserve"> gazı konuluyor. Belirli bir sıcaklıkta Br</w:t>
+      </w:r>
+      <w:r>
+        <w:rPr>
+          <w:rFonts w:ascii="Times New Roman" w:hAnsi="Times New Roman" w:cs="Times New Roman"/>
+          <w:lang w:val="tr-TR"/>
           <w:vertAlign w:val="subscript"/>
-          <w:lang w:val="tr-TR"/>
         </w:rPr>
         <w:t xml:space="preserve">2</w:t>
       </w:r>
@@ -4894,13 +5140,13 @@
           <w:rFonts w:ascii="Times New Roman" w:hAnsi="Times New Roman" w:cs="Times New Roman"/>
           <w:lang w:val="tr-TR"/>
         </w:rPr>
-        <w:t xml:space="preserve">(g) + I</w:t>
-      </w:r>
-      <w:r>
-        <w:rPr>
-          <w:rFonts w:ascii="Times New Roman" w:hAnsi="Times New Roman" w:cs="Times New Roman"/>
+        <w:t xml:space="preserve">(g) + Cl</w:t>
+      </w:r>
+      <w:r>
+        <w:rPr>
+          <w:rFonts w:ascii="Times New Roman" w:hAnsi="Times New Roman" w:cs="Times New Roman"/>
+          <w:lang w:val="tr-TR"/>
           <w:vertAlign w:val="subscript"/>
-          <w:lang w:val="tr-TR"/>
         </w:rPr>
         <w:t xml:space="preserve">2</w:t>
       </w:r>
@@ -4909,13 +5155,13 @@
           <w:rFonts w:ascii="Times New Roman" w:hAnsi="Times New Roman" w:cs="Times New Roman"/>
           <w:lang w:val="tr-TR"/>
         </w:rPr>
-        <w:t xml:space="preserve">(g) ⇌ 2HI(g) tepkimesi için K</w:t>
-      </w:r>
-      <w:r>
-        <w:rPr>
-          <w:rFonts w:ascii="Times New Roman" w:hAnsi="Times New Roman" w:cs="Times New Roman"/>
+        <w:t xml:space="preserve">(g) ⇌ 2BrCl(g) tepkimesi için K</w:t>
+      </w:r>
+      <w:r>
+        <w:rPr>
+          <w:rFonts w:ascii="Times New Roman" w:hAnsi="Times New Roman" w:cs="Times New Roman"/>
+          <w:lang w:val="tr-TR"/>
           <w:vertAlign w:val="subscript"/>
-          <w:lang w:val="tr-TR"/>
         </w:rPr>
         <w:t xml:space="preserve">c</w:t>
       </w:r>
@@ -4924,7 +5170,7 @@
           <w:rFonts w:ascii="Times New Roman" w:hAnsi="Times New Roman" w:cs="Times New Roman"/>
           <w:lang w:val="tr-TR"/>
         </w:rPr>
-        <w:t xml:space="preserve"> = 50 olduğuna göre dengedeki HI derişimini hesaplayınız.</w:t>
+        <w:t xml:space="preserve"> = 4,0 olduğuna göre dengedeki BrCl derişimini hesaplayınız.</w:t>
       </w:r>
     </w:p>
     <w:p>
@@ -5003,28 +5249,25 @@
             </w:pPr>
             <w:r>
               <w:rPr>
-                <w:rFonts w:ascii="Times New Roman" w:hAnsi="Times New Roman" w:cs="Times New Roman"/>
                 <w:b/>
-                <w:bCs/>
-                <w:lang w:val="tr-TR"/>
-              </w:rPr>
-              <w:t xml:space="preserve">H</w:t>
-            </w:r>
-            <w:r>
-              <w:rPr>
-                <w:rFonts w:ascii="Times New Roman" w:hAnsi="Times New Roman" w:cs="Times New Roman"/>
+                <w:rFonts w:ascii="Times New Roman" w:hAnsi="Times New Roman" w:cs="Times New Roman"/>
+                <w:lang w:val="tr-TR"/>
+              </w:rPr>
+              <w:t xml:space="preserve">Br</w:t>
+            </w:r>
+            <w:r>
+              <w:rPr>
                 <w:b/>
-                <w:bCs/>
+                <w:rFonts w:ascii="Times New Roman" w:hAnsi="Times New Roman" w:cs="Times New Roman"/>
+                <w:lang w:val="tr-TR"/>
                 <w:vertAlign w:val="subscript"/>
-                <w:lang w:val="tr-TR"/>
               </w:rPr>
               <w:t xml:space="preserve">2</w:t>
             </w:r>
             <w:r>
               <w:rPr>
-                <w:rFonts w:ascii="Times New Roman" w:hAnsi="Times New Roman" w:cs="Times New Roman"/>
                 <w:b/>
-                <w:bCs/>
+                <w:rFonts w:ascii="Times New Roman" w:hAnsi="Times New Roman" w:cs="Times New Roman"/>
                 <w:lang w:val="tr-TR"/>
               </w:rPr>
               <w:t xml:space="preserve">(g)</w:t>
@@ -5049,28 +5292,25 @@
             </w:pPr>
             <w:r>
               <w:rPr>
-                <w:rFonts w:ascii="Times New Roman" w:hAnsi="Times New Roman" w:cs="Times New Roman"/>
                 <w:b/>
-                <w:bCs/>
-                <w:lang w:val="tr-TR"/>
-              </w:rPr>
-              <w:t xml:space="preserve">I</w:t>
-            </w:r>
-            <w:r>
-              <w:rPr>
-                <w:rFonts w:ascii="Times New Roman" w:hAnsi="Times New Roman" w:cs="Times New Roman"/>
+                <w:rFonts w:ascii="Times New Roman" w:hAnsi="Times New Roman" w:cs="Times New Roman"/>
+                <w:lang w:val="tr-TR"/>
+              </w:rPr>
+              <w:t xml:space="preserve">Cl</w:t>
+            </w:r>
+            <w:r>
+              <w:rPr>
                 <w:b/>
-                <w:bCs/>
+                <w:rFonts w:ascii="Times New Roman" w:hAnsi="Times New Roman" w:cs="Times New Roman"/>
+                <w:lang w:val="tr-TR"/>
                 <w:vertAlign w:val="subscript"/>
-                <w:lang w:val="tr-TR"/>
               </w:rPr>
               <w:t xml:space="preserve">2</w:t>
             </w:r>
             <w:r>
               <w:rPr>
-                <w:rFonts w:ascii="Times New Roman" w:hAnsi="Times New Roman" w:cs="Times New Roman"/>
                 <w:b/>
-                <w:bCs/>
+                <w:rFonts w:ascii="Times New Roman" w:hAnsi="Times New Roman" w:cs="Times New Roman"/>
                 <w:lang w:val="tr-TR"/>
               </w:rPr>
               <w:t xml:space="preserve">(g)</w:t>
@@ -5095,12 +5335,11 @@
             </w:pPr>
             <w:r>
               <w:rPr>
-                <w:rFonts w:ascii="Times New Roman" w:hAnsi="Times New Roman" w:cs="Times New Roman"/>
                 <w:b/>
-                <w:bCs/>
-                <w:lang w:val="tr-TR"/>
-              </w:rPr>
-              <w:t xml:space="preserve">2HI(g)</w:t>
+                <w:rFonts w:ascii="Times New Roman" w:hAnsi="Times New Roman" w:cs="Times New Roman"/>
+                <w:lang w:val="tr-TR"/>
+              </w:rPr>
+              <w:t xml:space="preserve">2BrCl(g)</w:t>
             </w:r>
           </w:p>
         </w:tc>
@@ -5403,8 +5642,8 @@
       <w:r>
         <w:rPr>
           <w:rFonts w:ascii="Times New Roman" w:hAnsi="Times New Roman" w:cs="Times New Roman"/>
+          <w:lang w:val="tr-TR"/>
           <w:vertAlign w:val="subscript"/>
-          <w:lang w:val="tr-TR"/>
         </w:rPr>
         <w:t xml:space="preserve">c</w:t>
       </w:r>
@@ -5418,8 +5657,8 @@
       <w:r>
         <w:rPr>
           <w:rFonts w:ascii="Times New Roman" w:hAnsi="Times New Roman" w:cs="Times New Roman"/>
+          <w:lang w:val="tr-TR"/>
           <w:vertAlign w:val="superscript"/>
-          <w:lang w:val="tr-TR"/>
         </w:rPr>
         <w:t xml:space="preserve">2</w:t>
       </w:r>
@@ -5433,8 +5672,8 @@
       <w:r>
         <w:rPr>
           <w:rFonts w:ascii="Times New Roman" w:hAnsi="Times New Roman" w:cs="Times New Roman"/>
+          <w:lang w:val="tr-TR"/>
           <w:vertAlign w:val="superscript"/>
-          <w:lang w:val="tr-TR"/>
         </w:rPr>
         <w:t xml:space="preserve">2</w:t>
       </w:r>
@@ -5443,7 +5682,7 @@
           <w:rFonts w:ascii="Times New Roman" w:hAnsi="Times New Roman" w:cs="Times New Roman"/>
           <w:lang w:val="tr-TR"/>
         </w:rPr>
-        <w:t xml:space="preserve"> = 50 → Her iki tarafın karekökü alınırsa 2x / (0,20 − x) = 7,07 → x ≈ 0,156</w:t>
+        <w:t xml:space="preserve"> = 4,0 → Her iki tarafın karekökü alınırsa 2x / (0,20 − x) = 2,0 → x = 0,10</w:t>
       </w:r>
     </w:p>
     <w:p>
@@ -5459,13 +5698,13 @@
           <w:rFonts w:ascii="Times New Roman" w:hAnsi="Times New Roman" w:cs="Times New Roman"/>
           <w:lang w:val="tr-TR"/>
         </w:rPr>
-        <w:t xml:space="preserve">[HI] = 2x ≈ 0,31 mol/L;   [H</w:t>
-      </w:r>
-      <w:r>
-        <w:rPr>
-          <w:rFonts w:ascii="Times New Roman" w:hAnsi="Times New Roman" w:cs="Times New Roman"/>
+        <w:t xml:space="preserve">[BrCl] = 2x = 0,20 mol/L;   [Br</w:t>
+      </w:r>
+      <w:r>
+        <w:rPr>
+          <w:rFonts w:ascii="Times New Roman" w:hAnsi="Times New Roman" w:cs="Times New Roman"/>
+          <w:lang w:val="tr-TR"/>
           <w:vertAlign w:val="subscript"/>
-          <w:lang w:val="tr-TR"/>
         </w:rPr>
         <w:t xml:space="preserve">2</w:t>
       </w:r>
@@ -5474,13 +5713,13 @@
           <w:rFonts w:ascii="Times New Roman" w:hAnsi="Times New Roman" w:cs="Times New Roman"/>
           <w:lang w:val="tr-TR"/>
         </w:rPr>
-        <w:t xml:space="preserve">] = [I</w:t>
-      </w:r>
-      <w:r>
-        <w:rPr>
-          <w:rFonts w:ascii="Times New Roman" w:hAnsi="Times New Roman" w:cs="Times New Roman"/>
+        <w:t xml:space="preserve">] = [Cl</w:t>
+      </w:r>
+      <w:r>
+        <w:rPr>
+          <w:rFonts w:ascii="Times New Roman" w:hAnsi="Times New Roman" w:cs="Times New Roman"/>
+          <w:lang w:val="tr-TR"/>
           <w:vertAlign w:val="subscript"/>
-          <w:lang w:val="tr-TR"/>
         </w:rPr>
         <w:t xml:space="preserve">2</w:t>
       </w:r>
@@ -5489,7 +5728,7 @@
           <w:rFonts w:ascii="Times New Roman" w:hAnsi="Times New Roman" w:cs="Times New Roman"/>
           <w:lang w:val="tr-TR"/>
         </w:rPr>
-        <w:t xml:space="preserve">] ≈ 0,044 mol/L</w:t>
+        <w:t xml:space="preserve">] = 0,20 − 0,10 = 0,10 mol/L</w:t>
       </w:r>
     </w:p>
     <w:p>
@@ -6420,13 +6659,13 @@
           <w:rFonts w:ascii="Times New Roman" w:hAnsi="Times New Roman" w:cs="Times New Roman"/>
           <w:lang w:val="tr-TR"/>
         </w:rPr>
-        <w:t xml:space="preserve">3. Belirli bir sıcaklıkta N</w:t>
-      </w:r>
-      <w:r>
-        <w:rPr>
-          <w:rFonts w:ascii="Times New Roman" w:hAnsi="Times New Roman" w:cs="Times New Roman"/>
+        <w:t xml:space="preserve">3. Belirli bir sıcaklıkta COCl</w:t>
+      </w:r>
+      <w:r>
+        <w:rPr>
+          <w:rFonts w:ascii="Times New Roman" w:hAnsi="Times New Roman" w:cs="Times New Roman"/>
+          <w:lang w:val="tr-TR"/>
           <w:vertAlign w:val="subscript"/>
-          <w:lang w:val="tr-TR"/>
         </w:rPr>
         <w:t xml:space="preserve">2</w:t>
       </w:r>
@@ -6435,28 +6674,28 @@
           <w:rFonts w:ascii="Times New Roman" w:hAnsi="Times New Roman" w:cs="Times New Roman"/>
           <w:lang w:val="tr-TR"/>
         </w:rPr>
-        <w:t xml:space="preserve">O</w:t>
-      </w:r>
-      <w:r>
-        <w:rPr>
-          <w:rFonts w:ascii="Times New Roman" w:hAnsi="Times New Roman" w:cs="Times New Roman"/>
+        <w:t xml:space="preserve">(g) ⇌ CO(g) + Cl</w:t>
+      </w:r>
+      <w:r>
+        <w:rPr>
+          <w:rFonts w:ascii="Times New Roman" w:hAnsi="Times New Roman" w:cs="Times New Roman"/>
+          <w:lang w:val="tr-TR"/>
           <w:vertAlign w:val="subscript"/>
-          <w:lang w:val="tr-TR"/>
-        </w:rPr>
-        <w:t xml:space="preserve">4</w:t>
-      </w:r>
-      <w:r>
-        <w:rPr>
-          <w:rFonts w:ascii="Times New Roman" w:hAnsi="Times New Roman" w:cs="Times New Roman"/>
-          <w:lang w:val="tr-TR"/>
-        </w:rPr>
-        <w:t xml:space="preserve">(g) ⇌ 2NO</w:t>
-      </w:r>
-      <w:r>
-        <w:rPr>
-          <w:rFonts w:ascii="Times New Roman" w:hAnsi="Times New Roman" w:cs="Times New Roman"/>
+        </w:rPr>
+        <w:t xml:space="preserve">2</w:t>
+      </w:r>
+      <w:r>
+        <w:rPr>
+          <w:rFonts w:ascii="Times New Roman" w:hAnsi="Times New Roman" w:cs="Times New Roman"/>
+          <w:lang w:val="tr-TR"/>
+        </w:rPr>
+        <w:t xml:space="preserve">(g) tepkimesinin denge sabiti 0,050’dir. Dengede [COCl</w:t>
+      </w:r>
+      <w:r>
+        <w:rPr>
+          <w:rFonts w:ascii="Times New Roman" w:hAnsi="Times New Roman" w:cs="Times New Roman"/>
+          <w:lang w:val="tr-TR"/>
           <w:vertAlign w:val="subscript"/>
-          <w:lang w:val="tr-TR"/>
         </w:rPr>
         <w:t xml:space="preserve">2</w:t>
       </w:r>
@@ -6465,43 +6704,13 @@
           <w:rFonts w:ascii="Times New Roman" w:hAnsi="Times New Roman" w:cs="Times New Roman"/>
           <w:lang w:val="tr-TR"/>
         </w:rPr>
-        <w:t xml:space="preserve">(g) tepkimesinin denge sabiti 0,20’dir. Dengede [N</w:t>
-      </w:r>
-      <w:r>
-        <w:rPr>
-          <w:rFonts w:ascii="Times New Roman" w:hAnsi="Times New Roman" w:cs="Times New Roman"/>
+        <w:t xml:space="preserve">] = 0,20 mol/L ve [CO] = 0,10 mol/L olduğuna göre [Cl</w:t>
+      </w:r>
+      <w:r>
+        <w:rPr>
+          <w:rFonts w:ascii="Times New Roman" w:hAnsi="Times New Roman" w:cs="Times New Roman"/>
+          <w:lang w:val="tr-TR"/>
           <w:vertAlign w:val="subscript"/>
-          <w:lang w:val="tr-TR"/>
-        </w:rPr>
-        <w:t xml:space="preserve">2</w:t>
-      </w:r>
-      <w:r>
-        <w:rPr>
-          <w:rFonts w:ascii="Times New Roman" w:hAnsi="Times New Roman" w:cs="Times New Roman"/>
-          <w:lang w:val="tr-TR"/>
-        </w:rPr>
-        <w:t xml:space="preserve">O</w:t>
-      </w:r>
-      <w:r>
-        <w:rPr>
-          <w:rFonts w:ascii="Times New Roman" w:hAnsi="Times New Roman" w:cs="Times New Roman"/>
-          <w:vertAlign w:val="subscript"/>
-          <w:lang w:val="tr-TR"/>
-        </w:rPr>
-        <w:t xml:space="preserve">4</w:t>
-      </w:r>
-      <w:r>
-        <w:rPr>
-          <w:rFonts w:ascii="Times New Roman" w:hAnsi="Times New Roman" w:cs="Times New Roman"/>
-          <w:lang w:val="tr-TR"/>
-        </w:rPr>
-        <w:t xml:space="preserve">] = 0,80 mol/L olduğuna göre [NO</w:t>
-      </w:r>
-      <w:r>
-        <w:rPr>
-          <w:rFonts w:ascii="Times New Roman" w:hAnsi="Times New Roman" w:cs="Times New Roman"/>
-          <w:vertAlign w:val="subscript"/>
-          <w:lang w:val="tr-TR"/>
         </w:rPr>
         <w:t xml:space="preserve">2</w:t>
       </w:r>
@@ -6561,13 +6770,13 @@
           <w:rFonts w:ascii="Times New Roman" w:hAnsi="Times New Roman" w:cs="Times New Roman"/>
           <w:lang w:val="tr-TR"/>
         </w:rPr>
-        <w:t xml:space="preserve">4. Aynı sıcaklıkta 2NO</w:t>
-      </w:r>
-      <w:r>
-        <w:rPr>
-          <w:rFonts w:ascii="Times New Roman" w:hAnsi="Times New Roman" w:cs="Times New Roman"/>
+        <w:t xml:space="preserve">4. Aynı sıcaklıkta CO(g) + Cl</w:t>
+      </w:r>
+      <w:r>
+        <w:rPr>
+          <w:rFonts w:ascii="Times New Roman" w:hAnsi="Times New Roman" w:cs="Times New Roman"/>
+          <w:lang w:val="tr-TR"/>
           <w:vertAlign w:val="subscript"/>
-          <w:lang w:val="tr-TR"/>
         </w:rPr>
         <w:t xml:space="preserve">2</w:t>
       </w:r>
@@ -6576,30 +6785,15 @@
           <w:rFonts w:ascii="Times New Roman" w:hAnsi="Times New Roman" w:cs="Times New Roman"/>
           <w:lang w:val="tr-TR"/>
         </w:rPr>
-        <w:t xml:space="preserve">(g) ⇌ N</w:t>
-      </w:r>
-      <w:r>
-        <w:rPr>
-          <w:rFonts w:ascii="Times New Roman" w:hAnsi="Times New Roman" w:cs="Times New Roman"/>
+        <w:t xml:space="preserve">(g) ⇌ COCl</w:t>
+      </w:r>
+      <w:r>
+        <w:rPr>
+          <w:rFonts w:ascii="Times New Roman" w:hAnsi="Times New Roman" w:cs="Times New Roman"/>
+          <w:lang w:val="tr-TR"/>
           <w:vertAlign w:val="subscript"/>
-          <w:lang w:val="tr-TR"/>
         </w:rPr>
         <w:t xml:space="preserve">2</w:t>
-      </w:r>
-      <w:r>
-        <w:rPr>
-          <w:rFonts w:ascii="Times New Roman" w:hAnsi="Times New Roman" w:cs="Times New Roman"/>
-          <w:lang w:val="tr-TR"/>
-        </w:rPr>
-        <w:t xml:space="preserve">O</w:t>
-      </w:r>
-      <w:r>
-        <w:rPr>
-          <w:rFonts w:ascii="Times New Roman" w:hAnsi="Times New Roman" w:cs="Times New Roman"/>
-          <w:vertAlign w:val="subscript"/>
-          <w:lang w:val="tr-TR"/>
-        </w:rPr>
-        <w:t xml:space="preserve">4</w:t>
       </w:r>
       <w:r>
         <w:rPr>
@@ -7014,7 +7208,7 @@
           <w:highlight w:val="yellow"/>
           <w:lang w:val="tr-TR"/>
         </w:rPr>
-        <w:t xml:space="preserve">Etkinlik ve sorulardaki derişim ve hız sabiti değerleri K = 50 (HI) ve K = 0,20 (N</w:t>
+        <w:t xml:space="preserve">Etkinlikteki derişim ve hız sabiti değerleri K = 50 (HI) ve K = 0,20 (N</w:t>
       </w:r>
       <w:r>
         <w:rPr>
@@ -7048,7 +7242,7 @@
           <w:highlight w:val="yellow"/>
           <w:lang w:val="tr-TR"/>
         </w:rPr>
-        <w:t xml:space="preserve">) olacak şekilde tarafımızca hesaplanmış öğretim amaçlı verilerdir.</w:t>
+        <w:t xml:space="preserve">) olacak şekilde tarafımızca hesaplanmış öğretim amaçlı verilerdir; etkinlikteki derişim-zaman grafikleri bu hız sabitleriyle hesaplanmıştır. Örnek-Çözüm ve Sıra Sizde verileri de öğretim amaçlıdır.</w:t>
       </w:r>
     </w:p>
     <w:sectPr>

--- a/Kim11-2-3-Denge-Sabiti.docx
+++ b/Kim11-2-3-Denge-Sabiti.docx
@@ -36,7 +36,7 @@
           <w:rFonts w:ascii="Times New Roman" w:hAnsi="Times New Roman" w:cs="Times New Roman"/>
           <w:lang w:val="tr-TR"/>
         </w:rPr>
-        <w:t xml:space="preserve">Bir pastacı aynı tarifi kullanarak bazen küçük bazen büyük bir pasta yapsa da malzemelerin birbirine oranı değişmez. Kimyasal dengede de benzer bir düzen vardır. Aynı sıcaklıkta bir tersinir tepkime farklı başlangıç miktarlarıyla başlatıldığında dengedeki derişimler birbirinden farklı olabilir. Peki bu farklı denge derişimleri arasında değişmeyen bir ilişki var mıdır? Bir etkinlik yaparak keşfediniz. Analiz ve Keşif Atölyesi 2.3.’te tümevarımsal akıl yürüteceksiniz: Farklı deneylerde ölçülen denge derişimlerinde tekrar eden örüntüyü bulacak, bu örüntüyü matematiksel bir modelle ifade edecek ve modelinizi homojen ve heterojen dengeleri kapsayacak şekilde genelleyeceksiniz. Modelinizi bilimsel genellemelerle karşılaştırırken eleştirel bir bakış açısı kullanmanız, araştırmacı bir tutumla çalışkanlık değerinizi geliştirmenize de katkı sağlayacaktır.</w:t>
+        <w:t xml:space="preserve">Bir pastacı aynı tarifi kullanarak bazen küçük bazen büyük bir pasta yapsa da malzemelerin birbirine oranı değişmez. Kimyasal dengede de benzer bir düzen vardır. Aynı sıcaklıkta bir tersinir tepkime farklı başlangıç miktarlarıyla başlatıldığında dengedeki derişimler birbirinden farklı olabilir. Peki bu farklı denge derişimleri arasında değişmeyen bir ilişki var mıdır? Bu sorunun cevabını bir etkinlik yaparak keşfediniz. Analiz ve Keşif Atölyesi 2.3.’te tümevarımsal akıl yürüteceksiniz: Farklı deneylerde ölçülen denge derişimlerinde tekrar eden örüntüyü bulacak, bu örüntüyü matematiksel bir modelle ifade edecek ve modelinizi homojen ve heterojen dengeleri kapsayacak şekilde genelleyeceksiniz. Modelinizi bilimsel genellemelerle karşılaştırırken eleştirel bir bakış açısı kullanmanız, araştırmacı bir tutumla çalışkanlık değerinizi geliştirmenize de katkı sağlayacaktır.</w:t>
       </w:r>
     </w:p>
     <w:p>

--- a/Kim11-2-3-Denge-Sabiti.docx
+++ b/Kim11-2-3-Denge-Sabiti.docx
@@ -36,9 +36,213 @@
           <w:rFonts w:ascii="Times New Roman" w:hAnsi="Times New Roman" w:cs="Times New Roman"/>
           <w:lang w:val="tr-TR"/>
         </w:rPr>
-        <w:t>Bir pastacı aynı tarifi kullanarak bazen küçük bazen büyük bir pasta yapsa da malzemelerin birbirine oranı değişmez. Kimyasal dengede de benzer bir düzen vardır. Aynı sıcaklıkta bir tersinir tepkime farklı başlangıç miktarlarıyla başlatıldığında dengedeki derişimler birbirinden farklı olabilir. Peki bu farklı denge derişimleri arasında değişmeyen bir ilişki var mıdır? Bu sorunun cevabını bir etkinlik yaparak keşfediniz. Analiz ve Keşif Atölyesi 2.3.’te tümevarımsal akıl yürüteceksiniz: Farklı deneylerde ölçülen denge derişimlerinde tekrar eden örüntüyü bulacak, bu örüntüyü matematiksel bir modelle ifade edecek ve modelinizi homojen ve heterojen dengeleri kapsayacak şekilde genelleyeceksiniz. Modelinizi bilimsel genellemelerle karşılaştırırken eleştirel bir bakış açısı kullanmanız, araştırmacı bir tutumla çalışkanlık değerinizi geliştirmenize de katkı sağlayacaktır.</w:t>
+        <w:t>Bir pastacı aynı tarifi kullanarak bazen küçük bazen büyük bir pasta yapsa da malzemelerin birbirine oranı değişmez (Görsel A ve Görsel B). Kimyasal dengede de benzer bir düzen vardır. Aynı sıcaklıkta bir tersinir tepkime farklı başlangıç miktarlarıyla başlatıldığında dengedeki derişimler birbirinden farklı olabilir. Peki bu farklı denge derişimleri arasında değişmeyen bir ilişki var mıdır? Bu sorunun cevabını bir etkinlik yaparak keşfediniz. Analiz ve Keşif Atölyesi 2.3.’te tümevarımsal akıl yürüteceksiniz: Farklı deneylerde ölçülen denge derişimlerinde tekrar eden örüntüyü bulacak, bu örüntüyü matematiksel bir modelle ifade edecek ve modelinizi homojen ve heterojen dengeleri kapsayacak şekilde genelleyeceksiniz. Modelinizi bilimsel genellemelerle karşılaştırırken eleştirel bir bakış açısı kullanmanız, araştırmacı bir tutumla çalışkanlık değerinizi geliştirmenize de katkı sağlayacaktır.</w:t>
       </w:r>
     </w:p>
+    <w:tbl>
+      <w:tblPr>
+        <w:tblW w:type="auto" w:w="0"/>
+        <w:tblLook w:firstColumn="1" w:firstRow="1" w:lastColumn="0" w:lastRow="0" w:noHBand="0" w:noVBand="1" w:val="04A0"/>
+        <w:tblBorders>
+          <w:top w:val="nil"/>
+          <w:left w:val="nil"/>
+          <w:bottom w:val="nil"/>
+          <w:right w:val="nil"/>
+          <w:insideH w:val="nil"/>
+          <w:insideV w:val="nil"/>
+        </w:tblBorders>
+        <w:jc w:val="center"/>
+      </w:tblPr>
+      <w:tblGrid>
+        <w:gridCol w:w="4680"/>
+        <w:gridCol w:w="4680"/>
+      </w:tblGrid>
+      <w:tr>
+        <w:tc>
+          <w:tcPr>
+            <w:tcW w:type="dxa" w:w="4680"/>
+          </w:tcPr>
+          <w:p>
+            <w:pPr>
+              <w:jc w:val="center"/>
+            </w:pPr>
+            <w:r>
+              <w:drawing>
+                <wp:inline xmlns:a="http://schemas.openxmlformats.org/drawingml/2006/main" xmlns:pic="http://schemas.openxmlformats.org/drawingml/2006/picture">
+                  <wp:extent cx="3240000" cy="2160000"/>
+                  <wp:docPr id="910014" name="Picture 910014"/>
+                  <wp:cNvGraphicFramePr>
+                    <a:graphicFrameLocks noChangeAspect="1"/>
+                  </wp:cNvGraphicFramePr>
+                  <a:graphic>
+                    <a:graphicData uri="http://schemas.openxmlformats.org/drawingml/2006/picture">
+                      <pic:pic>
+                        <pic:nvPicPr>
+                          <pic:cNvPr id="0" name="k11_23_giris_A.png"/>
+                          <pic:cNvPicPr/>
+                        </pic:nvPicPr>
+                        <pic:blipFill>
+                          <a:blip r:embed="rId14"/>
+                          <a:stretch>
+                            <a:fillRect/>
+                          </a:stretch>
+                        </pic:blipFill>
+                        <pic:spPr>
+                          <a:xfrm>
+                            <a:off x="0" y="0"/>
+                            <a:ext cx="3240000" cy="2160000"/>
+                          </a:xfrm>
+                          <a:prstGeom prst="rect"/>
+                        </pic:spPr>
+                      </pic:pic>
+                    </a:graphicData>
+                  </a:graphic>
+                </wp:inline>
+              </w:drawing>
+            </w:r>
+          </w:p>
+        </w:tc>
+        <w:tc>
+          <w:tcPr>
+            <w:tcW w:type="dxa" w:w="4680"/>
+          </w:tcPr>
+          <w:p>
+            <w:pPr>
+              <w:jc w:val="center"/>
+            </w:pPr>
+            <w:r>
+              <w:drawing>
+                <wp:inline xmlns:a="http://schemas.openxmlformats.org/drawingml/2006/main" xmlns:pic="http://schemas.openxmlformats.org/drawingml/2006/picture">
+                  <wp:extent cx="1440000" cy="2160000"/>
+                  <wp:docPr id="910015" name="Picture 910015"/>
+                  <wp:cNvGraphicFramePr>
+                    <a:graphicFrameLocks noChangeAspect="1"/>
+                  </wp:cNvGraphicFramePr>
+                  <a:graphic>
+                    <a:graphicData uri="http://schemas.openxmlformats.org/drawingml/2006/picture">
+                      <pic:pic>
+                        <pic:nvPicPr>
+                          <pic:cNvPr id="0" name="k11_23_giris_B.png"/>
+                          <pic:cNvPicPr/>
+                        </pic:nvPicPr>
+                        <pic:blipFill>
+                          <a:blip r:embed="rId15"/>
+                          <a:stretch>
+                            <a:fillRect/>
+                          </a:stretch>
+                        </pic:blipFill>
+                        <pic:spPr>
+                          <a:xfrm>
+                            <a:off x="0" y="0"/>
+                            <a:ext cx="1440000" cy="2160000"/>
+                          </a:xfrm>
+                          <a:prstGeom prst="rect"/>
+                        </pic:spPr>
+                      </pic:pic>
+                    </a:graphicData>
+                  </a:graphic>
+                </wp:inline>
+              </w:drawing>
+            </w:r>
+          </w:p>
+        </w:tc>
+      </w:tr>
+      <w:tr>
+        <w:tc>
+          <w:tcPr>
+            <w:tcW w:type="dxa" w:w="4680"/>
+          </w:tcPr>
+          <w:p>
+            <w:pPr>
+              <w:jc w:val="center"/>
+            </w:pPr>
+            <w:r>
+              <w:rPr>
+                <w:rFonts w:ascii="Times New Roman" w:hAnsi="Times New Roman" w:cs="Times New Roman"/>
+                <w:b/>
+                <w:highlight w:val="yellow"/>
+                <w:lang w:val="tr-TR"/>
+              </w:rPr>
+              <w:t>Shutter id: 2424671695</w:t>
+            </w:r>
+          </w:p>
+        </w:tc>
+        <w:tc>
+          <w:tcPr>
+            <w:tcW w:type="dxa" w:w="4680"/>
+          </w:tcPr>
+          <w:p>
+            <w:pPr>
+              <w:jc w:val="center"/>
+            </w:pPr>
+            <w:r>
+              <w:rPr>
+                <w:rFonts w:ascii="Times New Roman" w:hAnsi="Times New Roman" w:cs="Times New Roman"/>
+                <w:b/>
+                <w:highlight w:val="yellow"/>
+                <w:lang w:val="tr-TR"/>
+              </w:rPr>
+              <w:t>Shutter id: 2837203477</w:t>
+            </w:r>
+          </w:p>
+        </w:tc>
+      </w:tr>
+      <w:tr>
+        <w:tc>
+          <w:tcPr>
+            <w:tcW w:type="dxa" w:w="4680"/>
+          </w:tcPr>
+          <w:p>
+            <w:pPr>
+              <w:jc w:val="center"/>
+            </w:pPr>
+            <w:r>
+              <w:rPr>
+                <w:rFonts w:ascii="Times New Roman" w:hAnsi="Times New Roman" w:cs="Times New Roman"/>
+                <w:b/>
+                <w:lang w:val="tr-TR"/>
+              </w:rPr>
+              <w:t>Görsel A:</w:t>
+            </w:r>
+            <w:r>
+              <w:rPr>
+                <w:rFonts w:ascii="Times New Roman" w:hAnsi="Times New Roman" w:cs="Times New Roman"/>
+                <w:b w:val="0"/>
+                <w:lang w:val="tr-TR"/>
+              </w:rPr>
+              <w:t xml:space="preserve"> Tarifteki malzemelerin tartılması</w:t>
+            </w:r>
+          </w:p>
+        </w:tc>
+        <w:tc>
+          <w:tcPr>
+            <w:tcW w:type="dxa" w:w="4680"/>
+          </w:tcPr>
+          <w:p>
+            <w:pPr>
+              <w:jc w:val="center"/>
+            </w:pPr>
+            <w:r>
+              <w:rPr>
+                <w:rFonts w:ascii="Times New Roman" w:hAnsi="Times New Roman" w:cs="Times New Roman"/>
+                <w:b/>
+                <w:lang w:val="tr-TR"/>
+              </w:rPr>
+              <w:t>Görsel B:</w:t>
+            </w:r>
+            <w:r>
+              <w:rPr>
+                <w:rFonts w:ascii="Times New Roman" w:hAnsi="Times New Roman" w:cs="Times New Roman"/>
+                <w:b w:val="0"/>
+                <w:lang w:val="tr-TR"/>
+              </w:rPr>
+              <w:t xml:space="preserve"> Aynı tarifle hazırlanan büyük ve küçük kekler</w:t>
+            </w:r>
+          </w:p>
+        </w:tc>
+      </w:tr>
+    </w:tbl>
+    <w:p/>
     <w:p>
       <w:pPr>
         <w:keepNext/>
@@ -3496,7 +3700,7 @@
           <w:rFonts w:ascii="Times New Roman" w:hAnsi="Times New Roman" w:cs="Times New Roman"/>
           <w:lang w:val="tr-TR"/>
         </w:rPr>
-        <w:t>(g) dengesi ise heterojendir. Sıcaklık sabit kaldığı sürece saf katıların ve saf sıvıların derişimleri değişmediğinden bu maddeler denge sabiti ifadesinde yer almaz. Buna göre demir(III) oksit dengesi için K</w:t>
+        <w:t>(g) dengesi ise heterojendir (Görsel C). Sıcaklık sabit kaldığı sürece saf katıların ve saf sıvıların derişimleri değişmediğinden bu maddeler denge sabiti ifadesinde yer almaz. Buna göre demir(III) oksit dengesi için K</w:t>
       </w:r>
       <w:r>
         <w:rPr>
@@ -3561,6 +3765,66 @@
     </w:p>
     <w:p>
       <w:pPr>
+        <w:jc w:val="center"/>
+      </w:pPr>
+      <w:r>
+        <w:drawing>
+          <wp:inline xmlns:a="http://schemas.openxmlformats.org/drawingml/2006/main" xmlns:pic="http://schemas.openxmlformats.org/drawingml/2006/picture">
+            <wp:extent cx="5400000" cy="2664935"/>
+            <wp:docPr id="910013" name="Picture 910013"/>
+            <wp:cNvGraphicFramePr>
+              <a:graphicFrameLocks noChangeAspect="1"/>
+            </wp:cNvGraphicFramePr>
+            <a:graphic>
+              <a:graphicData uri="http://schemas.openxmlformats.org/drawingml/2006/picture">
+                <pic:pic>
+                  <pic:nvPicPr>
+                    <pic:cNvPr id="0" name="k11_23_homojen_heterojen.png"/>
+                    <pic:cNvPicPr/>
+                  </pic:nvPicPr>
+                  <pic:blipFill>
+                    <a:blip r:embed="rId13"/>
+                    <a:stretch>
+                      <a:fillRect/>
+                    </a:stretch>
+                  </pic:blipFill>
+                  <pic:spPr>
+                    <a:xfrm>
+                      <a:off x="0" y="0"/>
+                      <a:ext cx="5400000" cy="2664935"/>
+                    </a:xfrm>
+                    <a:prstGeom prst="rect"/>
+                  </pic:spPr>
+                </pic:pic>
+              </a:graphicData>
+            </a:graphic>
+          </wp:inline>
+        </w:drawing>
+      </w:r>
+    </w:p>
+    <w:p>
+      <w:pPr>
+        <w:jc w:val="center"/>
+      </w:pPr>
+      <w:r>
+        <w:rPr>
+          <w:rFonts w:ascii="Times New Roman" w:hAnsi="Times New Roman" w:cs="Times New Roman"/>
+          <w:b/>
+          <w:lang w:val="tr-TR"/>
+        </w:rPr>
+        <w:t>Görsel C:</w:t>
+      </w:r>
+      <w:r>
+        <w:rPr>
+          <w:rFonts w:ascii="Times New Roman" w:hAnsi="Times New Roman" w:cs="Times New Roman"/>
+          <w:b w:val="0"/>
+          <w:lang w:val="tr-TR"/>
+        </w:rPr>
+        <w:t xml:space="preserve"> Homojen ve heterojen denge örneklerinin tanecik gösterimi</w:t>
+      </w:r>
+    </w:p>
+    <w:p>
+      <w:pPr>
         <w:jc w:val="both"/>
         <w:rPr>
           <w:rFonts w:ascii="Times New Roman" w:hAnsi="Times New Roman" w:cs="Times New Roman"/>
@@ -3587,7 +3851,7 @@
           <w:rFonts w:ascii="Times New Roman" w:hAnsi="Times New Roman" w:cs="Times New Roman"/>
           <w:lang w:val="tr-TR"/>
         </w:rPr>
-        <w:t xml:space="preserve"> değeri 1’den çok büyükse dengede ürünler, 1’den çok küçükse tepkenler baskındır; denge sabitinin büyüklüğü dengenin hangi tarafa doğru olduğu hakkında bilgi verir. Bir tepkimenin tersi yazıldığında denge ifadesinde pay ile payda yer değiştirdiğinden yeni denge sabiti 1/K</w:t>
+        <w:t xml:space="preserve"> değeri 1’den çok büyükse dengede ürünler, 1’den çok küçükse tepkenler baskındır; denge sabitinin büyüklüğü dengenin hangi tarafa doğru olduğu hakkında bilgi verir (Görsel D). Bir tepkimenin tersi yazıldığında denge ifadesinde pay ile payda yer değiştirdiğinden yeni denge sabiti 1/K</w:t>
       </w:r>
       <w:r>
         <w:rPr>
@@ -3626,6 +3890,66 @@
           <w:lang w:val="tr-TR"/>
         </w:rPr>
         <w:t xml:space="preserve"> olur.</w:t>
+      </w:r>
+    </w:p>
+    <w:p>
+      <w:pPr>
+        <w:jc w:val="center"/>
+      </w:pPr>
+      <w:r>
+        <w:drawing>
+          <wp:inline xmlns:a="http://schemas.openxmlformats.org/drawingml/2006/main" xmlns:pic="http://schemas.openxmlformats.org/drawingml/2006/picture">
+            <wp:extent cx="5400000" cy="2518577"/>
+            <wp:docPr id="910012" name="Picture 910012"/>
+            <wp:cNvGraphicFramePr>
+              <a:graphicFrameLocks noChangeAspect="1"/>
+            </wp:cNvGraphicFramePr>
+            <a:graphic>
+              <a:graphicData uri="http://schemas.openxmlformats.org/drawingml/2006/picture">
+                <pic:pic>
+                  <pic:nvPicPr>
+                    <pic:cNvPr id="0" name="k11_23_Kc_buyukluk.png"/>
+                    <pic:cNvPicPr/>
+                  </pic:nvPicPr>
+                  <pic:blipFill>
+                    <a:blip r:embed="rId12"/>
+                    <a:stretch>
+                      <a:fillRect/>
+                    </a:stretch>
+                  </pic:blipFill>
+                  <pic:spPr>
+                    <a:xfrm>
+                      <a:off x="0" y="0"/>
+                      <a:ext cx="5400000" cy="2518577"/>
+                    </a:xfrm>
+                    <a:prstGeom prst="rect"/>
+                  </pic:spPr>
+                </pic:pic>
+              </a:graphicData>
+            </a:graphic>
+          </wp:inline>
+        </w:drawing>
+      </w:r>
+    </w:p>
+    <w:p>
+      <w:pPr>
+        <w:jc w:val="center"/>
+      </w:pPr>
+      <w:r>
+        <w:rPr>
+          <w:rFonts w:ascii="Times New Roman" w:hAnsi="Times New Roman" w:cs="Times New Roman"/>
+          <w:b/>
+          <w:lang w:val="tr-TR"/>
+        </w:rPr>
+        <w:t>Görsel D:</w:t>
+      </w:r>
+      <w:r>
+        <w:rPr>
+          <w:rFonts w:ascii="Times New Roman" w:hAnsi="Times New Roman" w:cs="Times New Roman"/>
+          <w:b w:val="0"/>
+          <w:lang w:val="tr-TR"/>
+        </w:rPr>
+        <w:t xml:space="preserve"> Denge sabitinin büyüklüğü ile dengedeki tanecik sayıları arasındaki ilişki</w:t>
       </w:r>
     </w:p>
     <w:tbl>

--- a/Kim11-2-3-Denge-Sabiti.docx
+++ b/Kim11-2-3-Denge-Sabiti.docx
@@ -69,8 +69,8 @@
             <w:r>
               <w:drawing>
                 <wp:inline xmlns:a="http://schemas.openxmlformats.org/drawingml/2006/main" xmlns:pic="http://schemas.openxmlformats.org/drawingml/2006/picture">
-                  <wp:extent cx="3240000" cy="2160000"/>
-                  <wp:docPr id="910014" name="Picture 910014"/>
+                  <wp:extent cx="2948135" cy="2160000"/>
+                  <wp:docPr id="910016" name="Picture 910016"/>
                   <wp:cNvGraphicFramePr>
                     <a:graphicFrameLocks noChangeAspect="1"/>
                   </wp:cNvGraphicFramePr>
@@ -78,11 +78,11 @@
                     <a:graphicData uri="http://schemas.openxmlformats.org/drawingml/2006/picture">
                       <pic:pic>
                         <pic:nvPicPr>
-                          <pic:cNvPr id="0" name="k11_23_giris_A.png"/>
+                          <pic:cNvPr id="0" name="A2.jpg"/>
                           <pic:cNvPicPr/>
                         </pic:nvPicPr>
                         <pic:blipFill>
-                          <a:blip r:embed="rId14"/>
+                          <a:blip r:embed="rId16"/>
                           <a:stretch>
                             <a:fillRect/>
                           </a:stretch>
@@ -90,7 +90,7 @@
                         <pic:spPr>
                           <a:xfrm>
                             <a:off x="0" y="0"/>
-                            <a:ext cx="3240000" cy="2160000"/>
+                            <a:ext cx="2948135" cy="2160000"/>
                           </a:xfrm>
                           <a:prstGeom prst="rect"/>
                         </pic:spPr>
@@ -113,8 +113,8 @@
             <w:r>
               <w:drawing>
                 <wp:inline xmlns:a="http://schemas.openxmlformats.org/drawingml/2006/main" xmlns:pic="http://schemas.openxmlformats.org/drawingml/2006/picture">
-                  <wp:extent cx="1440000" cy="2160000"/>
-                  <wp:docPr id="910015" name="Picture 910015"/>
+                  <wp:extent cx="1352700" cy="2160000"/>
+                  <wp:docPr id="910017" name="Picture 910017"/>
                   <wp:cNvGraphicFramePr>
                     <a:graphicFrameLocks noChangeAspect="1"/>
                   </wp:cNvGraphicFramePr>
@@ -122,11 +122,11 @@
                     <a:graphicData uri="http://schemas.openxmlformats.org/drawingml/2006/picture">
                       <pic:pic>
                         <pic:nvPicPr>
-                          <pic:cNvPr id="0" name="k11_23_giris_B.png"/>
+                          <pic:cNvPr id="0" name="B2.jpg"/>
                           <pic:cNvPicPr/>
                         </pic:nvPicPr>
                         <pic:blipFill>
-                          <a:blip r:embed="rId15"/>
+                          <a:blip r:embed="rId17"/>
                           <a:stretch>
                             <a:fillRect/>
                           </a:stretch>
@@ -134,7 +134,7 @@
                         <pic:spPr>
                           <a:xfrm>
                             <a:off x="0" y="0"/>
-                            <a:ext cx="1440000" cy="2160000"/>
+                            <a:ext cx="1352700" cy="2160000"/>
                           </a:xfrm>
                           <a:prstGeom prst="rect"/>
                         </pic:spPr>

--- a/Kim11-2-3-Denge-Sabiti.docx
+++ b/Kim11-2-3-Denge-Sabiti.docx
@@ -41,8 +41,8 @@
     </w:p>
     <w:tbl>
       <w:tblPr>
-        <w:tblW w:type="auto" w:w="0"/>
-        <w:tblLook w:firstColumn="1" w:firstRow="1" w:lastColumn="0" w:lastRow="0" w:noHBand="0" w:noVBand="1" w:val="04A0"/>
+        <w:tblW w:w="0" w:type="auto"/>
+        <w:jc w:val="center"/>
         <w:tblBorders>
           <w:top w:val="nil"/>
           <w:left w:val="nil"/>
@@ -51,38 +51,45 @@
           <w:insideH w:val="nil"/>
           <w:insideV w:val="nil"/>
         </w:tblBorders>
-        <w:jc w:val="center"/>
+        <w:tblLook w:val="04A0" w:firstRow="1" w:lastRow="0" w:firstColumn="1" w:lastColumn="0" w:noHBand="0" w:noVBand="1"/>
       </w:tblPr>
       <w:tblGrid>
-        <w:gridCol w:w="4680"/>
-        <w:gridCol w:w="4680"/>
+        <w:gridCol w:w="4858"/>
+        <w:gridCol w:w="4502"/>
       </w:tblGrid>
       <w:tr>
-        <w:tc>
-          <w:tcPr>
-            <w:tcW w:type="dxa" w:w="4680"/>
+        <w:trPr>
+          <w:jc w:val="center"/>
+        </w:trPr>
+        <w:tc>
+          <w:tcPr>
+            <w:tcW w:w="4680" w:type="dxa"/>
           </w:tcPr>
           <w:p>
             <w:pPr>
               <w:jc w:val="center"/>
             </w:pPr>
             <w:r>
+              <w:rPr>
+                <w:noProof/>
+              </w:rPr>
               <w:drawing>
-                <wp:inline xmlns:a="http://schemas.openxmlformats.org/drawingml/2006/main" xmlns:pic="http://schemas.openxmlformats.org/drawingml/2006/picture">
+                <wp:inline distT="0" distB="0" distL="0" distR="0" wp14:anchorId="1999C805" wp14:editId="3B9B2BA1">
                   <wp:extent cx="2948135" cy="2160000"/>
+                  <wp:effectExtent l="0" t="0" r="0" b="0"/>
                   <wp:docPr id="910016" name="Picture 910016"/>
                   <wp:cNvGraphicFramePr>
-                    <a:graphicFrameLocks noChangeAspect="1"/>
+                    <a:graphicFrameLocks xmlns:a="http://schemas.openxmlformats.org/drawingml/2006/main" noChangeAspect="1"/>
                   </wp:cNvGraphicFramePr>
-                  <a:graphic>
+                  <a:graphic xmlns:a="http://schemas.openxmlformats.org/drawingml/2006/main">
                     <a:graphicData uri="http://schemas.openxmlformats.org/drawingml/2006/picture">
-                      <pic:pic>
+                      <pic:pic xmlns:pic="http://schemas.openxmlformats.org/drawingml/2006/picture">
                         <pic:nvPicPr>
                           <pic:cNvPr id="0" name="A2.jpg"/>
                           <pic:cNvPicPr/>
                         </pic:nvPicPr>
                         <pic:blipFill>
-                          <a:blip r:embed="rId16"/>
+                          <a:blip r:embed="rId7"/>
                           <a:stretch>
                             <a:fillRect/>
                           </a:stretch>
@@ -92,7 +99,9 @@
                             <a:off x="0" y="0"/>
                             <a:ext cx="2948135" cy="2160000"/>
                           </a:xfrm>
-                          <a:prstGeom prst="rect"/>
+                          <a:prstGeom prst="rect">
+                            <a:avLst/>
+                          </a:prstGeom>
                         </pic:spPr>
                       </pic:pic>
                     </a:graphicData>
@@ -104,29 +113,33 @@
         </w:tc>
         <w:tc>
           <w:tcPr>
-            <w:tcW w:type="dxa" w:w="4680"/>
+            <w:tcW w:w="4680" w:type="dxa"/>
           </w:tcPr>
           <w:p>
             <w:pPr>
               <w:jc w:val="center"/>
             </w:pPr>
             <w:r>
+              <w:rPr>
+                <w:noProof/>
+              </w:rPr>
               <w:drawing>
-                <wp:inline xmlns:a="http://schemas.openxmlformats.org/drawingml/2006/main" xmlns:pic="http://schemas.openxmlformats.org/drawingml/2006/picture">
+                <wp:inline distT="0" distB="0" distL="0" distR="0" wp14:anchorId="4AE581B9" wp14:editId="61AE85EC">
                   <wp:extent cx="1352700" cy="2160000"/>
+                  <wp:effectExtent l="0" t="0" r="0" b="0"/>
                   <wp:docPr id="910017" name="Picture 910017"/>
                   <wp:cNvGraphicFramePr>
-                    <a:graphicFrameLocks noChangeAspect="1"/>
+                    <a:graphicFrameLocks xmlns:a="http://schemas.openxmlformats.org/drawingml/2006/main" noChangeAspect="1"/>
                   </wp:cNvGraphicFramePr>
-                  <a:graphic>
+                  <a:graphic xmlns:a="http://schemas.openxmlformats.org/drawingml/2006/main">
                     <a:graphicData uri="http://schemas.openxmlformats.org/drawingml/2006/picture">
-                      <pic:pic>
+                      <pic:pic xmlns:pic="http://schemas.openxmlformats.org/drawingml/2006/picture">
                         <pic:nvPicPr>
                           <pic:cNvPr id="0" name="B2.jpg"/>
                           <pic:cNvPicPr/>
                         </pic:nvPicPr>
                         <pic:blipFill>
-                          <a:blip r:embed="rId17"/>
+                          <a:blip r:embed="rId8"/>
                           <a:stretch>
                             <a:fillRect/>
                           </a:stretch>
@@ -136,7 +149,9 @@
                             <a:off x="0" y="0"/>
                             <a:ext cx="1352700" cy="2160000"/>
                           </a:xfrm>
-                          <a:prstGeom prst="rect"/>
+                          <a:prstGeom prst="rect">
+                            <a:avLst/>
+                          </a:prstGeom>
                         </pic:spPr>
                       </pic:pic>
                     </a:graphicData>
@@ -148,9 +163,12 @@
         </w:tc>
       </w:tr>
       <w:tr>
-        <w:tc>
-          <w:tcPr>
-            <w:tcW w:type="dxa" w:w="4680"/>
+        <w:trPr>
+          <w:jc w:val="center"/>
+        </w:trPr>
+        <w:tc>
+          <w:tcPr>
+            <w:tcW w:w="4680" w:type="dxa"/>
           </w:tcPr>
           <w:p>
             <w:pPr>
@@ -169,7 +187,7 @@
         </w:tc>
         <w:tc>
           <w:tcPr>
-            <w:tcW w:type="dxa" w:w="4680"/>
+            <w:tcW w:w="4680" w:type="dxa"/>
           </w:tcPr>
           <w:p>
             <w:pPr>
@@ -188,9 +206,12 @@
         </w:tc>
       </w:tr>
       <w:tr>
-        <w:tc>
-          <w:tcPr>
-            <w:tcW w:type="dxa" w:w="4680"/>
+        <w:trPr>
+          <w:jc w:val="center"/>
+        </w:trPr>
+        <w:tc>
+          <w:tcPr>
+            <w:tcW w:w="4680" w:type="dxa"/>
           </w:tcPr>
           <w:p>
             <w:pPr>
@@ -207,7 +228,6 @@
             <w:r>
               <w:rPr>
                 <w:rFonts w:ascii="Times New Roman" w:hAnsi="Times New Roman" w:cs="Times New Roman"/>
-                <w:b w:val="0"/>
                 <w:lang w:val="tr-TR"/>
               </w:rPr>
               <w:t xml:space="preserve"> Tarifteki malzemelerin tartılması</w:t>
@@ -216,7 +236,7 @@
         </w:tc>
         <w:tc>
           <w:tcPr>
-            <w:tcW w:type="dxa" w:w="4680"/>
+            <w:tcW w:w="4680" w:type="dxa"/>
           </w:tcPr>
           <w:p>
             <w:pPr>
@@ -233,7 +253,6 @@
             <w:r>
               <w:rPr>
                 <w:rFonts w:ascii="Times New Roman" w:hAnsi="Times New Roman" w:cs="Times New Roman"/>
-                <w:b w:val="0"/>
                 <w:lang w:val="tr-TR"/>
               </w:rPr>
               <w:t xml:space="preserve"> Aynı tarifle hazırlanan büyük ve küçük kekler</w:t>
@@ -367,6 +386,7 @@
         <w:rPr>
           <w:noProof/>
         </w:rPr>
+        <w:lastRenderedPageBreak/>
         <w:drawing>
           <wp:inline distT="0" distB="0" distL="0" distR="0" wp14:anchorId="177AF8ED" wp14:editId="63AC5843">
             <wp:extent cx="5937515" cy="2374396"/>
@@ -383,7 +403,7 @@
                     <pic:cNvPicPr/>
                   </pic:nvPicPr>
                   <pic:blipFill>
-                    <a:blip r:embed="rId7"/>
+                    <a:blip r:embed="rId9"/>
                     <a:stretch>
                       <a:fillRect/>
                     </a:stretch>
@@ -1143,7 +1163,6 @@
           <w:rFonts w:ascii="Times New Roman" w:hAnsi="Times New Roman" w:cs="Times New Roman"/>
           <w:lang w:val="tr-TR"/>
         </w:rPr>
-        <w:lastRenderedPageBreak/>
         <w:t>Grafikleri inceleyerek her deneyde derişimlerin hangi andan itibaren değişmediğini belirleyiniz. Tablodaki derişimler grafiklerin hangi bölümüne karşılık gelmektedir?</w:t>
       </w:r>
     </w:p>
@@ -1339,6 +1358,7 @@
           <w:rFonts w:ascii="Times New Roman" w:hAnsi="Times New Roman" w:cs="Times New Roman"/>
           <w:lang w:val="tr-TR"/>
         </w:rPr>
+        <w:lastRenderedPageBreak/>
         <w:t>Denge durumunda ileri ve geri tepkime hızları eşittir. Tek basamaklı tepkimeler için hız denklemlerini yazarak (r</w:t>
       </w:r>
       <w:r>
@@ -2232,7 +2252,6 @@
                 <w:rFonts w:ascii="Times New Roman" w:hAnsi="Times New Roman" w:cs="Times New Roman"/>
                 <w:lang w:val="tr-TR"/>
               </w:rPr>
-              <w:lastRenderedPageBreak/>
               <w:t>1</w:t>
             </w:r>
           </w:p>
@@ -2511,71 +2530,10 @@
       <w:r>
         <w:rPr>
           <w:rFonts w:ascii="Times New Roman" w:hAnsi="Times New Roman" w:cs="Times New Roman"/>
-          <w:b/>
           <w:bCs/>
-          <w:highlight w:val="yellow"/>
-          <w:lang w:val="tr-TR"/>
-        </w:rPr>
-        <w:t xml:space="preserve">NOT: </w:t>
-      </w:r>
-      <w:r>
-        <w:rPr>
-          <w:rFonts w:ascii="Times New Roman" w:hAnsi="Times New Roman" w:cs="Times New Roman"/>
-          <w:highlight w:val="yellow"/>
-          <w:lang w:val="tr-TR"/>
-        </w:rPr>
-        <w:t>CaCO</w:t>
-      </w:r>
-      <w:r>
-        <w:rPr>
-          <w:rFonts w:ascii="Times New Roman" w:hAnsi="Times New Roman" w:cs="Times New Roman"/>
-          <w:highlight w:val="yellow"/>
-          <w:vertAlign w:val="subscript"/>
-          <w:lang w:val="tr-TR"/>
-        </w:rPr>
-        <w:t>3</w:t>
-      </w:r>
-      <w:r>
-        <w:rPr>
-          <w:rFonts w:ascii="Times New Roman" w:hAnsi="Times New Roman" w:cs="Times New Roman"/>
-          <w:highlight w:val="yellow"/>
-          <w:lang w:val="tr-TR"/>
-        </w:rPr>
-        <w:t xml:space="preserve"> tablosu: 1 L kapta, belirli bir sıcaklıkta 0,010 mol CO</w:t>
-      </w:r>
-      <w:r>
-        <w:rPr>
-          <w:rFonts w:ascii="Times New Roman" w:hAnsi="Times New Roman" w:cs="Times New Roman"/>
-          <w:highlight w:val="yellow"/>
-          <w:vertAlign w:val="subscript"/>
-          <w:lang w:val="tr-TR"/>
-        </w:rPr>
-        <w:t>2</w:t>
-      </w:r>
-      <w:r>
-        <w:rPr>
-          <w:rFonts w:ascii="Times New Roman" w:hAnsi="Times New Roman" w:cs="Times New Roman"/>
-          <w:highlight w:val="yellow"/>
-          <w:lang w:val="tr-TR"/>
-        </w:rPr>
-        <w:t xml:space="preserve"> oluştuğunda 0,010 mol (0,56 g) CaO oluşur (CaO: 56 g/mol). Katı miktarı değişse de [CO</w:t>
-      </w:r>
-      <w:r>
-        <w:rPr>
-          <w:rFonts w:ascii="Times New Roman" w:hAnsi="Times New Roman" w:cs="Times New Roman"/>
-          <w:highlight w:val="yellow"/>
-          <w:vertAlign w:val="subscript"/>
-          <w:lang w:val="tr-TR"/>
-        </w:rPr>
-        <w:t>2</w:t>
-      </w:r>
-      <w:r>
-        <w:rPr>
-          <w:rFonts w:ascii="Times New Roman" w:hAnsi="Times New Roman" w:cs="Times New Roman"/>
-          <w:highlight w:val="yellow"/>
-          <w:lang w:val="tr-TR"/>
-        </w:rPr>
-        <w:t>] değişmez.</w:t>
+          <w:lang w:val="tr-TR"/>
+        </w:rPr>
+        <w:t xml:space="preserve">Deneyler 1 L’lik kapalı bir kapta aynı sıcaklıkta yapılmıştır.</w:t>
       </w:r>
     </w:p>
     <w:p>
@@ -2713,6 +2671,7 @@
           <w:rFonts w:ascii="Times New Roman" w:hAnsi="Times New Roman" w:cs="Times New Roman"/>
           <w:lang w:val="tr-TR"/>
         </w:rPr>
+        <w:lastRenderedPageBreak/>
         <w:t>CaCO</w:t>
       </w:r>
       <w:r>
@@ -2998,15 +2957,7 @@
           <w:rFonts w:ascii="Times New Roman" w:hAnsi="Times New Roman" w:cs="Times New Roman"/>
           <w:lang w:val="tr-TR"/>
         </w:rPr>
-        <w:t xml:space="preserve">Analiz ve Keşif Atölyesi 2.3.’te ulaştığınız genelleme şöyle ifade edilir: Belirli bir sıcaklıkta dengedeki bir sistemde ürünlerin denge derişimlerinin katsayıları kadar kuvvetlerinin çarpımının, tepkenlerin denge derişimlerinin katsayıları kadar kuvvetlerinin çarpımına oranı sabittir. Bu sabite </w:t>
-      </w:r>
-      <w:r>
-        <w:rPr>
-          <w:rFonts w:ascii="Times New Roman" w:hAnsi="Times New Roman" w:cs="Times New Roman"/>
-          <w:lang w:val="tr-TR"/>
-        </w:rPr>
-        <w:lastRenderedPageBreak/>
-        <w:t>derişimler türünden denge sabiti denir ve K</w:t>
+        <w:t>Analiz ve Keşif Atölyesi 2.3.’te ulaştığınız genelleme şöyle ifade edilir: Belirli bir sıcaklıkta dengedeki bir sistemde ürünlerin denge derişimlerinin katsayıları kadar kuvvetlerinin çarpımının, tepkenlerin denge derişimlerinin katsayıları kadar kuvvetlerinin çarpımına oranı sabittir. Bu sabite derişimler türünden denge sabiti denir ve K</w:t>
       </w:r>
       <w:r>
         <w:rPr>
@@ -3625,142 +3576,157 @@
           <w:rFonts w:ascii="Times New Roman" w:hAnsi="Times New Roman" w:cs="Times New Roman"/>
           <w:lang w:val="tr-TR"/>
         </w:rPr>
-        <w:t>Denge tepkimeleri maddelerin fiziksel hâllerine göre de sınıflandırılır. Tepkimedeki tüm maddelerin aynı fiziksel hâlde (fazda) bulunduğu dengelere homojen denge, en az bir maddenin farklı fiziksel hâlde bulunduğu dengelere ise heterojen denge denir. Örneğin metanol üretiminde kurulan CO(g) + 2H</w:t>
-      </w:r>
-      <w:r>
-        <w:rPr>
-          <w:rFonts w:ascii="Times New Roman" w:hAnsi="Times New Roman" w:cs="Times New Roman"/>
+        <w:t xml:space="preserve">Denge tepkimeleri maddelerin fiziksel hâllerine göre de sınıflandırılır. Tepkimedeki tüm maddelerin aynı fiziksel hâlde (fazda) bulunduğu dengelere homojen denge, en az bir maddenin farklı fiziksel hâlde bulunduğu dengelere ise heterojen denge denir. Örneğin metanol üretiminde kurulan CO(g) + 2H</w:t>
+      </w:r>
+      <w:r>
+        <w:rPr>
+          <w:rFonts w:ascii="Times New Roman" w:hAnsi="Times New Roman" w:cs="Times New Roman"/>
+          <w:lang w:val="tr-TR"/>
           <w:vertAlign w:val="subscript"/>
-          <w:lang w:val="tr-TR"/>
-        </w:rPr>
-        <w:t>2</w:t>
-      </w:r>
-      <w:r>
-        <w:rPr>
-          <w:rFonts w:ascii="Times New Roman" w:hAnsi="Times New Roman" w:cs="Times New Roman"/>
-          <w:lang w:val="tr-TR"/>
-        </w:rPr>
-        <w:t>(g) ⇌ CH</w:t>
-      </w:r>
-      <w:r>
-        <w:rPr>
-          <w:rFonts w:ascii="Times New Roman" w:hAnsi="Times New Roman" w:cs="Times New Roman"/>
+        </w:rPr>
+        <w:t xml:space="preserve">2</w:t>
+      </w:r>
+      <w:r>
+        <w:rPr>
+          <w:rFonts w:ascii="Times New Roman" w:hAnsi="Times New Roman" w:cs="Times New Roman"/>
+          <w:lang w:val="tr-TR"/>
+        </w:rPr>
+        <w:t xml:space="preserve">(g) ⇌ CH</w:t>
+      </w:r>
+      <w:r>
+        <w:rPr>
+          <w:rFonts w:ascii="Times New Roman" w:hAnsi="Times New Roman" w:cs="Times New Roman"/>
+          <w:lang w:val="tr-TR"/>
           <w:vertAlign w:val="subscript"/>
-          <w:lang w:val="tr-TR"/>
-        </w:rPr>
-        <w:t>3</w:t>
-      </w:r>
-      <w:r>
-        <w:rPr>
-          <w:rFonts w:ascii="Times New Roman" w:hAnsi="Times New Roman" w:cs="Times New Roman"/>
-          <w:lang w:val="tr-TR"/>
-        </w:rPr>
-        <w:t>OH(g) dengesi homojen, yüksek fırında demir elde edilirken kurulan Fe</w:t>
-      </w:r>
-      <w:r>
-        <w:rPr>
-          <w:rFonts w:ascii="Times New Roman" w:hAnsi="Times New Roman" w:cs="Times New Roman"/>
+        </w:rPr>
+        <w:t xml:space="preserve">3</w:t>
+      </w:r>
+      <w:r>
+        <w:rPr>
+          <w:rFonts w:ascii="Times New Roman" w:hAnsi="Times New Roman" w:cs="Times New Roman"/>
+          <w:lang w:val="tr-TR"/>
+        </w:rPr>
+        <w:t xml:space="preserve">OH(g) dengesi homojen, kapağı kapalı bir maden suyu şişesinde karbon dioksit gazı ile su arasında kurulan CO</w:t>
+      </w:r>
+      <w:r>
+        <w:rPr>
+          <w:rFonts w:ascii="Times New Roman" w:hAnsi="Times New Roman" w:cs="Times New Roman"/>
+          <w:lang w:val="tr-TR"/>
           <w:vertAlign w:val="subscript"/>
-          <w:lang w:val="tr-TR"/>
-        </w:rPr>
-        <w:t>2</w:t>
-      </w:r>
-      <w:r>
-        <w:rPr>
-          <w:rFonts w:ascii="Times New Roman" w:hAnsi="Times New Roman" w:cs="Times New Roman"/>
-          <w:lang w:val="tr-TR"/>
-        </w:rPr>
-        <w:t>O</w:t>
-      </w:r>
-      <w:r>
-        <w:rPr>
-          <w:rFonts w:ascii="Times New Roman" w:hAnsi="Times New Roman" w:cs="Times New Roman"/>
+        </w:rPr>
+        <w:t xml:space="preserve">2</w:t>
+      </w:r>
+      <w:r>
+        <w:rPr>
+          <w:rFonts w:ascii="Times New Roman" w:hAnsi="Times New Roman" w:cs="Times New Roman"/>
+          <w:lang w:val="tr-TR"/>
+        </w:rPr>
+        <w:t xml:space="preserve">(g) + H</w:t>
+      </w:r>
+      <w:r>
+        <w:rPr>
+          <w:rFonts w:ascii="Times New Roman" w:hAnsi="Times New Roman" w:cs="Times New Roman"/>
+          <w:lang w:val="tr-TR"/>
           <w:vertAlign w:val="subscript"/>
-          <w:lang w:val="tr-TR"/>
-        </w:rPr>
-        <w:t>3</w:t>
-      </w:r>
-      <w:r>
-        <w:rPr>
-          <w:rFonts w:ascii="Times New Roman" w:hAnsi="Times New Roman" w:cs="Times New Roman"/>
-          <w:lang w:val="tr-TR"/>
-        </w:rPr>
-        <w:t>(k) + 3CO(g) ⇌ 2Fe(k) + 3CO</w:t>
-      </w:r>
-      <w:r>
-        <w:rPr>
-          <w:rFonts w:ascii="Times New Roman" w:hAnsi="Times New Roman" w:cs="Times New Roman"/>
+        </w:rPr>
+        <w:t xml:space="preserve">2</w:t>
+      </w:r>
+      <w:r>
+        <w:rPr>
+          <w:rFonts w:ascii="Times New Roman" w:hAnsi="Times New Roman" w:cs="Times New Roman"/>
+          <w:lang w:val="tr-TR"/>
+        </w:rPr>
+        <w:t xml:space="preserve">O(s) ⇌ H</w:t>
+      </w:r>
+      <w:r>
+        <w:rPr>
+          <w:rFonts w:ascii="Times New Roman" w:hAnsi="Times New Roman" w:cs="Times New Roman"/>
+          <w:lang w:val="tr-TR"/>
           <w:vertAlign w:val="subscript"/>
-          <w:lang w:val="tr-TR"/>
-        </w:rPr>
-        <w:t>2</w:t>
-      </w:r>
-      <w:r>
-        <w:rPr>
-          <w:rFonts w:ascii="Times New Roman" w:hAnsi="Times New Roman" w:cs="Times New Roman"/>
-          <w:lang w:val="tr-TR"/>
-        </w:rPr>
-        <w:t>(g) dengesi ise heterojendir (Görsel C). Sıcaklık sabit kaldığı sürece saf katıların ve saf sıvıların derişimleri değişmediğinden bu maddeler denge sabiti ifadesinde yer almaz. Buna göre demir(III) oksit dengesi için K</w:t>
-      </w:r>
-      <w:r>
-        <w:rPr>
-          <w:rFonts w:ascii="Times New Roman" w:hAnsi="Times New Roman" w:cs="Times New Roman"/>
+        </w:rPr>
+        <w:t xml:space="preserve">2</w:t>
+      </w:r>
+      <w:r>
+        <w:rPr>
+          <w:rFonts w:ascii="Times New Roman" w:hAnsi="Times New Roman" w:cs="Times New Roman"/>
+          <w:lang w:val="tr-TR"/>
+        </w:rPr>
+        <w:t xml:space="preserve">CO</w:t>
+      </w:r>
+      <w:r>
+        <w:rPr>
+          <w:rFonts w:ascii="Times New Roman" w:hAnsi="Times New Roman" w:cs="Times New Roman"/>
+          <w:lang w:val="tr-TR"/>
           <w:vertAlign w:val="subscript"/>
-          <w:lang w:val="tr-TR"/>
-        </w:rPr>
-        <w:t>c</w:t>
-      </w:r>
-      <w:r>
-        <w:rPr>
-          <w:rFonts w:ascii="Times New Roman" w:hAnsi="Times New Roman" w:cs="Times New Roman"/>
-          <w:lang w:val="tr-TR"/>
-        </w:rPr>
-        <w:t xml:space="preserve"> = [CO</w:t>
-      </w:r>
-      <w:r>
-        <w:rPr>
-          <w:rFonts w:ascii="Times New Roman" w:hAnsi="Times New Roman" w:cs="Times New Roman"/>
+        </w:rPr>
+        <w:t xml:space="preserve">3</w:t>
+      </w:r>
+      <w:r>
+        <w:rPr>
+          <w:rFonts w:ascii="Times New Roman" w:hAnsi="Times New Roman" w:cs="Times New Roman"/>
+          <w:lang w:val="tr-TR"/>
+        </w:rPr>
+        <w:t xml:space="preserve">(suda) dengesi ise heterojendir (Görsel C). Sıcaklık sabit kaldığı sürece saf katıların ve saf sıvıların derişimleri değişmediğinden bu maddeler denge sabiti ifadesinde yer almaz. Buna göre maden suyundaki denge için K</w:t>
+      </w:r>
+      <w:r>
+        <w:rPr>
+          <w:rFonts w:ascii="Times New Roman" w:hAnsi="Times New Roman" w:cs="Times New Roman"/>
+          <w:lang w:val="tr-TR"/>
           <w:vertAlign w:val="subscript"/>
-          <w:lang w:val="tr-TR"/>
-        </w:rPr>
-        <w:t>2</w:t>
-      </w:r>
-      <w:r>
-        <w:rPr>
-          <w:rFonts w:ascii="Times New Roman" w:hAnsi="Times New Roman" w:cs="Times New Roman"/>
-          <w:lang w:val="tr-TR"/>
-        </w:rPr>
-        <w:t>]</w:t>
-      </w:r>
-      <w:r>
-        <w:rPr>
-          <w:rFonts w:ascii="Times New Roman" w:hAnsi="Times New Roman" w:cs="Times New Roman"/>
-          <w:vertAlign w:val="superscript"/>
-          <w:lang w:val="tr-TR"/>
-        </w:rPr>
-        <w:t>3</w:t>
-      </w:r>
-      <w:r>
-        <w:rPr>
-          <w:rFonts w:ascii="Times New Roman" w:hAnsi="Times New Roman" w:cs="Times New Roman"/>
-          <w:lang w:val="tr-TR"/>
-        </w:rPr>
-        <w:t xml:space="preserve"> / [CO]</w:t>
-      </w:r>
-      <w:r>
-        <w:rPr>
-          <w:rFonts w:ascii="Times New Roman" w:hAnsi="Times New Roman" w:cs="Times New Roman"/>
-          <w:vertAlign w:val="superscript"/>
-          <w:lang w:val="tr-TR"/>
-        </w:rPr>
-        <w:t>3</w:t>
-      </w:r>
-      <w:r>
-        <w:rPr>
-          <w:rFonts w:ascii="Times New Roman" w:hAnsi="Times New Roman" w:cs="Times New Roman"/>
-          <w:lang w:val="tr-TR"/>
-        </w:rPr>
-        <w:t xml:space="preserve"> yazılır. Sulu çözeltilerde gerçekleşen tepkimelerde çözücü olan suyun derişimi de sabit kabul edildiğinden su, denge sabiti ifadesine yazılmaz (Tablo A).</w:t>
+        </w:rPr>
+        <w:t xml:space="preserve">c</w:t>
+      </w:r>
+      <w:r>
+        <w:rPr>
+          <w:rFonts w:ascii="Times New Roman" w:hAnsi="Times New Roman" w:cs="Times New Roman"/>
+          <w:lang w:val="tr-TR"/>
+        </w:rPr>
+        <w:t xml:space="preserve"> = [H</w:t>
+      </w:r>
+      <w:r>
+        <w:rPr>
+          <w:rFonts w:ascii="Times New Roman" w:hAnsi="Times New Roman" w:cs="Times New Roman"/>
+          <w:lang w:val="tr-TR"/>
+          <w:vertAlign w:val="subscript"/>
+        </w:rPr>
+        <w:t xml:space="preserve">2</w:t>
+      </w:r>
+      <w:r>
+        <w:rPr>
+          <w:rFonts w:ascii="Times New Roman" w:hAnsi="Times New Roman" w:cs="Times New Roman"/>
+          <w:lang w:val="tr-TR"/>
+        </w:rPr>
+        <w:t xml:space="preserve">CO</w:t>
+      </w:r>
+      <w:r>
+        <w:rPr>
+          <w:rFonts w:ascii="Times New Roman" w:hAnsi="Times New Roman" w:cs="Times New Roman"/>
+          <w:lang w:val="tr-TR"/>
+          <w:vertAlign w:val="subscript"/>
+        </w:rPr>
+        <w:t xml:space="preserve">3</w:t>
+      </w:r>
+      <w:r>
+        <w:rPr>
+          <w:rFonts w:ascii="Times New Roman" w:hAnsi="Times New Roman" w:cs="Times New Roman"/>
+          <w:lang w:val="tr-TR"/>
+        </w:rPr>
+        <w:t xml:space="preserve">] / [CO</w:t>
+      </w:r>
+      <w:r>
+        <w:rPr>
+          <w:rFonts w:ascii="Times New Roman" w:hAnsi="Times New Roman" w:cs="Times New Roman"/>
+          <w:lang w:val="tr-TR"/>
+          <w:vertAlign w:val="subscript"/>
+        </w:rPr>
+        <w:t xml:space="preserve">2</w:t>
+      </w:r>
+      <w:r>
+        <w:rPr>
+          <w:rFonts w:ascii="Times New Roman" w:hAnsi="Times New Roman" w:cs="Times New Roman"/>
+          <w:lang w:val="tr-TR"/>
+        </w:rPr>
+        <w:t xml:space="preserve">] yazılır. Sulu çözeltilerde gerçekleşen tepkimelerde çözücü olan suyun derişimi de sabit kabul edildiğinden su, denge sabiti ifadesine yazılmaz (Tablo A).</w:t>
       </w:r>
     </w:p>
     <w:p>
@@ -3768,22 +3734,26 @@
         <w:jc w:val="center"/>
       </w:pPr>
       <w:r>
+        <w:rPr>
+          <w:noProof/>
+        </w:rPr>
         <w:drawing>
-          <wp:inline xmlns:a="http://schemas.openxmlformats.org/drawingml/2006/main" xmlns:pic="http://schemas.openxmlformats.org/drawingml/2006/picture">
-            <wp:extent cx="5400000" cy="2664935"/>
+          <wp:inline distT="0" distB="0" distL="0" distR="0" wp14:anchorId="7F54A844" wp14:editId="6DC82A5E">
+            <wp:extent cx="5398018" cy="2663957"/>
+            <wp:effectExtent l="0" t="0" r="0" b="0"/>
             <wp:docPr id="910013" name="Picture 910013"/>
             <wp:cNvGraphicFramePr>
-              <a:graphicFrameLocks noChangeAspect="1"/>
+              <a:graphicFrameLocks xmlns:a="http://schemas.openxmlformats.org/drawingml/2006/main" noChangeAspect="1"/>
             </wp:cNvGraphicFramePr>
-            <a:graphic>
+            <a:graphic xmlns:a="http://schemas.openxmlformats.org/drawingml/2006/main">
               <a:graphicData uri="http://schemas.openxmlformats.org/drawingml/2006/picture">
-                <pic:pic>
+                <pic:pic xmlns:pic="http://schemas.openxmlformats.org/drawingml/2006/picture">
                   <pic:nvPicPr>
                     <pic:cNvPr id="0" name="k11_23_homojen_heterojen.png"/>
                     <pic:cNvPicPr/>
                   </pic:nvPicPr>
                   <pic:blipFill>
-                    <a:blip r:embed="rId13"/>
+                    <a:blip r:embed="rId10"/>
                     <a:stretch>
                       <a:fillRect/>
                     </a:stretch>
@@ -3791,9 +3761,11 @@
                   <pic:spPr>
                     <a:xfrm>
                       <a:off x="0" y="0"/>
-                      <a:ext cx="5400000" cy="2664935"/>
+                      <a:ext cx="5398018" cy="2663957"/>
                     </a:xfrm>
-                    <a:prstGeom prst="rect"/>
+                    <a:prstGeom prst="rect">
+                      <a:avLst/>
+                    </a:prstGeom>
                   </pic:spPr>
                 </pic:pic>
               </a:graphicData>
@@ -3817,7 +3789,6 @@
       <w:r>
         <w:rPr>
           <w:rFonts w:ascii="Times New Roman" w:hAnsi="Times New Roman" w:cs="Times New Roman"/>
-          <w:b w:val="0"/>
           <w:lang w:val="tr-TR"/>
         </w:rPr>
         <w:t xml:space="preserve"> Homojen ve heterojen denge örneklerinin tanecik gösterimi</w:t>
@@ -3897,22 +3868,27 @@
         <w:jc w:val="center"/>
       </w:pPr>
       <w:r>
+        <w:rPr>
+          <w:noProof/>
+        </w:rPr>
+        <w:lastRenderedPageBreak/>
         <w:drawing>
-          <wp:inline xmlns:a="http://schemas.openxmlformats.org/drawingml/2006/main" xmlns:pic="http://schemas.openxmlformats.org/drawingml/2006/picture">
+          <wp:inline distT="0" distB="0" distL="0" distR="0" wp14:anchorId="330E471E" wp14:editId="45CB2430">
             <wp:extent cx="5400000" cy="2518577"/>
+            <wp:effectExtent l="0" t="0" r="0" b="0"/>
             <wp:docPr id="910012" name="Picture 910012"/>
             <wp:cNvGraphicFramePr>
-              <a:graphicFrameLocks noChangeAspect="1"/>
+              <a:graphicFrameLocks xmlns:a="http://schemas.openxmlformats.org/drawingml/2006/main" noChangeAspect="1"/>
             </wp:cNvGraphicFramePr>
-            <a:graphic>
+            <a:graphic xmlns:a="http://schemas.openxmlformats.org/drawingml/2006/main">
               <a:graphicData uri="http://schemas.openxmlformats.org/drawingml/2006/picture">
-                <pic:pic>
+                <pic:pic xmlns:pic="http://schemas.openxmlformats.org/drawingml/2006/picture">
                   <pic:nvPicPr>
                     <pic:cNvPr id="0" name="k11_23_Kc_buyukluk.png"/>
                     <pic:cNvPicPr/>
                   </pic:nvPicPr>
                   <pic:blipFill>
-                    <a:blip r:embed="rId12"/>
+                    <a:blip r:embed="rId11"/>
                     <a:stretch>
                       <a:fillRect/>
                     </a:stretch>
@@ -3922,7 +3898,9 @@
                       <a:off x="0" y="0"/>
                       <a:ext cx="5400000" cy="2518577"/>
                     </a:xfrm>
-                    <a:prstGeom prst="rect"/>
+                    <a:prstGeom prst="rect">
+                      <a:avLst/>
+                    </a:prstGeom>
                   </pic:spPr>
                 </pic:pic>
               </a:graphicData>
@@ -3946,7 +3924,6 @@
       <w:r>
         <w:rPr>
           <w:rFonts w:ascii="Times New Roman" w:hAnsi="Times New Roman" w:cs="Times New Roman"/>
-          <w:b w:val="0"/>
           <w:lang w:val="tr-TR"/>
         </w:rPr>
         <w:t xml:space="preserve"> Denge sabitinin büyüklüğü ile dengedeki tanecik sayıları arasındaki ilişki</w:t>
@@ -5540,6 +5517,7 @@
           <w:bCs/>
           <w:lang w:val="tr-TR"/>
         </w:rPr>
+        <w:lastRenderedPageBreak/>
         <w:t>Örnek-Çözüm Atölyesi 2.4.</w:t>
       </w:r>
     </w:p>
@@ -6352,7 +6330,6 @@
           <w:rFonts w:ascii="Times New Roman" w:hAnsi="Times New Roman" w:cs="Times New Roman"/>
           <w:lang w:val="tr-TR"/>
         </w:rPr>
-        <w:lastRenderedPageBreak/>
         <w:t>1. Aşağıdaki tepkimelerin denge sabiti ifadelerini yazınız ve dengenin homojen mi heterojen mi olduğunu belirtiniz.</w:t>
       </w:r>
     </w:p>
@@ -7321,7 +7298,6 @@
           <w:rFonts w:ascii="Times New Roman" w:hAnsi="Times New Roman" w:cs="Times New Roman"/>
           <w:lang w:val="tr-TR"/>
         </w:rPr>
-        <w:lastRenderedPageBreak/>
         <w:t>5. 2 litrelik bir kaba 1,0 mol A</w:t>
       </w:r>
       <w:r>
@@ -7667,8 +7643,8 @@
       </w:pPr>
     </w:p>
     <w:sectPr>
-      <w:footerReference w:type="even" r:id="rId8"/>
-      <w:footerReference w:type="default" r:id="rId9"/>
+      <w:footerReference w:type="even" r:id="rId12"/>
+      <w:footerReference w:type="default" r:id="rId13"/>
       <w:pgSz w:w="12240" w:h="15840"/>
       <w:pgMar w:top="1440" w:right="1440" w:bottom="1440" w:left="1440" w:header="708" w:footer="708" w:gutter="0"/>
       <w:cols w:space="708"/>
